--- a/server/docs/templates/ofertaIPBalIP.docx
+++ b/server/docs/templates/ofertaIPBalIP.docx
@@ -1,27 +1,26 @@
 
 <file path=word/document.xml><?xml version="1.0" encoding="utf-8"?>
-<w:document xmlns:o="urn:schemas-microsoft-com:office:office" xmlns:r="http://schemas.openxmlformats.org/officeDocument/2006/relationships" xmlns:v="urn:schemas-microsoft-com:vml" xmlns:w="http://schemas.openxmlformats.org/wordprocessingml/2006/main" xmlns:w10="urn:schemas-microsoft-com:office:word" xmlns:wp="http://schemas.openxmlformats.org/drawingml/2006/wordprocessingDrawing" xmlns:wps="http://schemas.microsoft.com/office/word/2010/wordprocessingShape" xmlns:wpg="http://schemas.microsoft.com/office/word/2010/wordprocessingGroup" xmlns:mc="http://schemas.openxmlformats.org/markup-compatibility/2006" xmlns:wp14="http://schemas.microsoft.com/office/word/2010/wordprocessingDrawing" xmlns:w14="http://schemas.microsoft.com/office/word/2010/wordml" mc:Ignorable="w14 wp14">
+<w:document xmlns:o="urn:schemas-microsoft-com:office:office" xmlns:r="http://schemas.openxmlformats.org/officeDocument/2006/relationships" xmlns:v="urn:schemas-microsoft-com:vml" xmlns:w="http://schemas.openxmlformats.org/wordprocessingml/2006/main" xmlns:w10="urn:schemas-microsoft-com:office:word" xmlns:wp="http://schemas.openxmlformats.org/drawingml/2006/wordprocessingDrawing" xmlns:pic="http://schemas.openxmlformats.org/drawingml/2006/picture" xmlns:wps="http://schemas.microsoft.com/office/word/2010/wordprocessingShape" xmlns:wpg="http://schemas.microsoft.com/office/word/2010/wordprocessingGroup" xmlns:mc="http://schemas.openxmlformats.org/markup-compatibility/2006" xmlns:wp14="http://schemas.microsoft.com/office/word/2010/wordprocessingDrawing" xmlns:w14="http://schemas.microsoft.com/office/word/2010/wordml" xmlns:w15="http://schemas.microsoft.com/office/word/2012/wordml" mc:Ignorable="w14 wp14 w15">
   <w:body>
     <w:p>
       <w:pPr>
         <w:pStyle w:val="Normal"/>
-        <w:ind w:left="-566" w:hanging="0"/>
+        <w:ind w:hanging="0" w:left="-566"/>
         <w:jc w:val="center"/>
         <w:rPr>
           <w:rFonts w:ascii="Arial" w:hAnsi="Arial" w:eastAsia="Arial" w:cs="Arial"/>
           <w:b/>
+          <w:sz w:val="22"/>
+          <w:szCs w:val="22"/>
+        </w:rPr>
+      </w:pPr>
+      <w:r>
+        <w:rPr>
+          <w:rFonts w:eastAsia="Arial" w:cs="Arial" w:ascii="Arial" w:hAnsi="Arial"/>
           <w:b/>
           <w:sz w:val="22"/>
           <w:szCs w:val="22"/>
         </w:rPr>
-      </w:pPr>
-      <w:r>
-        <w:rPr>
-          <w:rFonts w:eastAsia="Arial" w:cs="Arial" w:ascii="Arial" w:hAnsi="Arial"/>
-          <w:b/>
-          <w:sz w:val="22"/>
-          <w:szCs w:val="22"/>
-        </w:rPr>
         <w:t>Договор-оферта на оказание услуг</w:t>
       </w:r>
     </w:p>
@@ -34,7 +33,7 @@
         <w:widowControl/>
         <w:shd w:val="clear" w:fill="auto"/>
         <w:spacing w:lineRule="auto" w:line="276" w:before="0" w:after="120"/>
-        <w:ind w:left="-566" w:right="0" w:hanging="0"/>
+        <w:ind w:hanging="0" w:left="-566" w:right="0"/>
         <w:jc w:val="left"/>
         <w:rPr/>
       </w:pPr>
@@ -126,7 +125,7 @@
       <w:hyperlink r:id="rId2">
         <w:r>
           <w:rPr>
-            <w:rStyle w:val="ListLabel1"/>
+            <w:rStyle w:val="Style"/>
             <w:rFonts w:eastAsia="Arial" w:cs="Arial" w:ascii="Arial" w:hAnsi="Arial"/>
             <w:color w:val="0000FF"/>
             <w:sz w:val="22"/>
@@ -232,45 +231,7 @@
           <w:shd w:fill="auto" w:val="clear"/>
           <w:vertAlign w:val="baseline"/>
         </w:rPr>
-        <w:t xml:space="preserve"> Платформы Индивидуальный предприниматель </w:t>
-      </w:r>
-      <w:r>
-        <w:rPr>
-          <w:rFonts w:eastAsia="Arial" w:cs="Arial" w:ascii="Arial" w:hAnsi="Arial"/>
-          <w:i w:val="false"/>
-          <w:caps w:val="false"/>
-          <w:smallCaps w:val="false"/>
-          <w:strike w:val="false"/>
-          <w:dstrike w:val="false"/>
-          <w:color w:val="000000"/>
-          <w:position w:val="0"/>
-          <w:sz w:val="22"/>
-          <w:sz w:val="22"/>
-          <w:szCs w:val="22"/>
-          <w:u w:val="none"/>
-          <w:shd w:fill="auto" w:val="clear"/>
-          <w:vertAlign w:val="baseline"/>
-        </w:rPr>
-        <w:t>Баль Елена Юрьевна</w:t>
-      </w:r>
-      <w:r>
-        <w:rPr>
-          <w:rFonts w:eastAsia="Arial" w:cs="Arial" w:ascii="Arial" w:hAnsi="Arial"/>
-          <w:i w:val="false"/>
-          <w:caps w:val="false"/>
-          <w:smallCaps w:val="false"/>
-          <w:strike w:val="false"/>
-          <w:dstrike w:val="false"/>
-          <w:color w:val="000000"/>
-          <w:position w:val="0"/>
-          <w:sz w:val="22"/>
-          <w:sz w:val="22"/>
-          <w:szCs w:val="22"/>
-          <w:u w:val="none"/>
-          <w:shd w:fill="auto" w:val="clear"/>
-          <w:vertAlign w:val="baseline"/>
-        </w:rPr>
-        <w:t xml:space="preserve"> (ИНН: 561902580610, ОГРНИП: 323565800081215) (далее – «</w:t>
+        <w:t xml:space="preserve"> Платформы Индивидуальный предприниматель Баль Елена Юрьевна (ИНН: 561902580610, ОГРНИП: 323565800081215) (далее – «</w:t>
       </w:r>
       <w:r>
         <w:rPr>
@@ -321,7 +282,7 @@
         <w:widowControl/>
         <w:shd w:val="clear" w:fill="auto"/>
         <w:spacing w:lineRule="auto" w:line="276" w:before="0" w:after="120"/>
-        <w:ind w:left="-566" w:right="0" w:hanging="0"/>
+        <w:ind w:hanging="0" w:left="-566" w:right="0"/>
         <w:jc w:val="left"/>
         <w:rPr/>
       </w:pPr>
@@ -355,7 +316,7 @@
       <w:hyperlink r:id="rId3">
         <w:r>
           <w:rPr>
-            <w:rStyle w:val="ListLabel1"/>
+            <w:rStyle w:val="Style"/>
             <w:rFonts w:eastAsia="Arial" w:cs="Arial" w:ascii="Arial" w:hAnsi="Arial"/>
             <w:color w:val="0000FF"/>
             <w:sz w:val="22"/>
@@ -394,7 +355,7 @@
         <w:widowControl/>
         <w:shd w:val="clear" w:fill="auto"/>
         <w:spacing w:lineRule="auto" w:line="276" w:before="0" w:after="120"/>
-        <w:ind w:left="-566" w:right="0" w:hanging="0"/>
+        <w:ind w:hanging="0" w:left="-566" w:right="0"/>
         <w:jc w:val="left"/>
         <w:rPr>
           <w:rFonts w:ascii="Arial" w:hAnsi="Arial" w:eastAsia="Arial" w:cs="Arial"/>
@@ -406,7 +367,7 @@
           <w:dstrike w:val="false"/>
           <w:color w:val="000000"/>
           <w:position w:val="0"/>
-          <w:sz w:val="24"/>
+          <w:sz w:val="22"/>
           <w:sz w:val="22"/>
           <w:szCs w:val="22"/>
           <w:u w:val="none"/>
@@ -553,7 +514,7 @@
     <w:p>
       <w:pPr>
         <w:pStyle w:val="Normal"/>
-        <w:ind w:left="-566" w:hanging="0"/>
+        <w:ind w:hanging="0" w:left="-566"/>
         <w:jc w:val="center"/>
         <w:rPr>
           <w:rFonts w:ascii="Arial" w:hAnsi="Arial" w:eastAsia="Arial" w:cs="Arial"/>
@@ -582,21 +543,20 @@
         </w:numPr>
         <w:shd w:val="clear" w:fill="auto"/>
         <w:spacing w:lineRule="auto" w:line="276" w:before="0" w:after="0"/>
-        <w:ind w:left="-566" w:right="0" w:hanging="0"/>
+        <w:ind w:hanging="0" w:left="-566" w:right="0"/>
         <w:jc w:val="center"/>
         <w:rPr>
           <w:rFonts w:ascii="Arial" w:hAnsi="Arial" w:eastAsia="Arial" w:cs="Arial"/>
           <w:b/>
-          <w:b/>
-          <w:i w:val="false"/>
-          <w:i w:val="false"/>
-          <w:caps w:val="false"/>
-          <w:smallCaps w:val="false"/>
-          <w:strike w:val="false"/>
-          <w:dstrike w:val="false"/>
-          <w:color w:val="000000"/>
-          <w:position w:val="0"/>
-          <w:sz w:val="24"/>
+          <w:i w:val="false"/>
+          <w:i w:val="false"/>
+          <w:caps w:val="false"/>
+          <w:smallCaps w:val="false"/>
+          <w:strike w:val="false"/>
+          <w:dstrike w:val="false"/>
+          <w:color w:val="000000"/>
+          <w:position w:val="0"/>
+          <w:sz w:val="22"/>
           <w:sz w:val="22"/>
           <w:szCs w:val="22"/>
           <w:vertAlign w:val="baseline"/>
@@ -636,7 +596,7 @@
         </w:numPr>
         <w:shd w:val="clear" w:fill="auto"/>
         <w:spacing w:lineRule="auto" w:line="276" w:before="0" w:after="0"/>
-        <w:ind w:left="-566" w:right="0" w:hanging="0"/>
+        <w:ind w:hanging="0" w:left="-566" w:right="0"/>
         <w:jc w:val="left"/>
         <w:rPr>
           <w:rFonts w:ascii="Arial" w:hAnsi="Arial" w:eastAsia="Arial" w:cs="Arial"/>
@@ -648,7 +608,7 @@
           <w:dstrike w:val="false"/>
           <w:color w:val="000000"/>
           <w:position w:val="0"/>
-          <w:sz w:val="24"/>
+          <w:sz w:val="22"/>
           <w:sz w:val="22"/>
           <w:szCs w:val="22"/>
           <w:vertAlign w:val="baseline"/>
@@ -849,7 +809,7 @@
         </w:numPr>
         <w:shd w:val="clear" w:fill="auto"/>
         <w:spacing w:lineRule="auto" w:line="276" w:before="0" w:after="0"/>
-        <w:ind w:left="-566" w:right="0" w:hanging="0"/>
+        <w:ind w:hanging="0" w:left="-566" w:right="0"/>
         <w:jc w:val="left"/>
         <w:rPr>
           <w:rFonts w:ascii="Arial" w:hAnsi="Arial" w:eastAsia="Arial" w:cs="Arial"/>
@@ -861,7 +821,7 @@
           <w:dstrike w:val="false"/>
           <w:color w:val="000000"/>
           <w:position w:val="0"/>
-          <w:sz w:val="24"/>
+          <w:sz w:val="22"/>
           <w:sz w:val="22"/>
           <w:szCs w:val="22"/>
           <w:vertAlign w:val="baseline"/>
@@ -908,7 +868,7 @@
         </w:numPr>
         <w:shd w:val="clear" w:fill="auto"/>
         <w:spacing w:lineRule="auto" w:line="276" w:before="0" w:after="0"/>
-        <w:ind w:left="-566" w:right="0" w:hanging="0"/>
+        <w:ind w:hanging="0" w:left="-566" w:right="0"/>
         <w:jc w:val="left"/>
         <w:rPr>
           <w:rFonts w:ascii="Arial" w:hAnsi="Arial" w:eastAsia="Arial" w:cs="Arial"/>
@@ -920,7 +880,7 @@
           <w:dstrike w:val="false"/>
           <w:color w:val="000000"/>
           <w:position w:val="0"/>
-          <w:sz w:val="24"/>
+          <w:sz w:val="22"/>
           <w:sz w:val="22"/>
           <w:szCs w:val="22"/>
           <w:vertAlign w:val="baseline"/>
@@ -955,7 +915,7 @@
         <w:widowControl/>
         <w:shd w:val="clear" w:fill="auto"/>
         <w:spacing w:lineRule="auto" w:line="276" w:before="0" w:after="0"/>
-        <w:ind w:left="-566" w:right="0" w:hanging="0"/>
+        <w:ind w:hanging="0" w:left="-566" w:right="0"/>
         <w:jc w:val="left"/>
         <w:rPr>
           <w:rFonts w:ascii="Arial" w:hAnsi="Arial" w:eastAsia="Arial" w:cs="Arial"/>
@@ -1005,21 +965,20 @@
         </w:numPr>
         <w:shd w:val="clear" w:fill="auto"/>
         <w:spacing w:lineRule="auto" w:line="276" w:before="0" w:after="0"/>
-        <w:ind w:left="-566" w:right="0" w:hanging="0"/>
+        <w:ind w:hanging="0" w:left="-566" w:right="0"/>
         <w:jc w:val="center"/>
         <w:rPr>
           <w:rFonts w:ascii="Arial" w:hAnsi="Arial" w:eastAsia="Arial" w:cs="Arial"/>
           <w:b/>
-          <w:b/>
-          <w:i w:val="false"/>
-          <w:i w:val="false"/>
-          <w:caps w:val="false"/>
-          <w:smallCaps w:val="false"/>
-          <w:strike w:val="false"/>
-          <w:dstrike w:val="false"/>
-          <w:color w:val="000000"/>
-          <w:position w:val="0"/>
-          <w:sz w:val="24"/>
+          <w:i w:val="false"/>
+          <w:i w:val="false"/>
+          <w:caps w:val="false"/>
+          <w:smallCaps w:val="false"/>
+          <w:strike w:val="false"/>
+          <w:dstrike w:val="false"/>
+          <w:color w:val="000000"/>
+          <w:position w:val="0"/>
+          <w:sz w:val="22"/>
           <w:sz w:val="22"/>
           <w:szCs w:val="22"/>
           <w:vertAlign w:val="baseline"/>
@@ -1059,7 +1018,7 @@
         </w:numPr>
         <w:shd w:val="clear" w:fill="auto"/>
         <w:spacing w:lineRule="auto" w:line="276" w:before="0" w:after="0"/>
-        <w:ind w:left="-566" w:right="0" w:hanging="0"/>
+        <w:ind w:hanging="0" w:left="-566" w:right="0"/>
         <w:jc w:val="left"/>
         <w:rPr>
           <w:rFonts w:ascii="Arial" w:hAnsi="Arial" w:eastAsia="Arial" w:cs="Arial"/>
@@ -1071,7 +1030,7 @@
           <w:dstrike w:val="false"/>
           <w:color w:val="000000"/>
           <w:position w:val="0"/>
-          <w:sz w:val="24"/>
+          <w:sz w:val="22"/>
           <w:sz w:val="22"/>
           <w:szCs w:val="22"/>
           <w:vertAlign w:val="baseline"/>
@@ -1245,7 +1204,7 @@
         </w:numPr>
         <w:shd w:val="clear" w:fill="auto"/>
         <w:spacing w:lineRule="auto" w:line="276" w:before="0" w:after="0"/>
-        <w:ind w:left="-566" w:right="0" w:hanging="0"/>
+        <w:ind w:hanging="0" w:left="-566" w:right="0"/>
         <w:jc w:val="left"/>
         <w:rPr>
           <w:rFonts w:ascii="Arial" w:hAnsi="Arial" w:eastAsia="Arial" w:cs="Arial"/>
@@ -1257,7 +1216,7 @@
           <w:dstrike w:val="false"/>
           <w:color w:val="000000"/>
           <w:position w:val="0"/>
-          <w:sz w:val="24"/>
+          <w:sz w:val="22"/>
           <w:sz w:val="22"/>
           <w:szCs w:val="22"/>
           <w:vertAlign w:val="baseline"/>
@@ -1304,7 +1263,7 @@
         </w:numPr>
         <w:shd w:val="clear" w:fill="auto"/>
         <w:spacing w:lineRule="auto" w:line="276" w:before="0" w:after="0"/>
-        <w:ind w:left="-566" w:right="0" w:hanging="0"/>
+        <w:ind w:hanging="0" w:left="-566" w:right="0"/>
         <w:jc w:val="left"/>
         <w:rPr>
           <w:rFonts w:ascii="Arial" w:hAnsi="Arial" w:eastAsia="Arial" w:cs="Arial"/>
@@ -1316,7 +1275,7 @@
           <w:dstrike w:val="false"/>
           <w:color w:val="000000"/>
           <w:position w:val="0"/>
-          <w:sz w:val="24"/>
+          <w:sz w:val="22"/>
           <w:sz w:val="22"/>
           <w:szCs w:val="22"/>
           <w:vertAlign w:val="baseline"/>
@@ -1382,7 +1341,7 @@
         </w:numPr>
         <w:shd w:val="clear" w:fill="auto"/>
         <w:spacing w:lineRule="auto" w:line="276" w:before="0" w:after="0"/>
-        <w:ind w:left="-566" w:right="0" w:hanging="0"/>
+        <w:ind w:hanging="0" w:left="-566" w:right="0"/>
         <w:jc w:val="left"/>
         <w:rPr>
           <w:rFonts w:ascii="Arial" w:hAnsi="Arial" w:eastAsia="Arial" w:cs="Arial"/>
@@ -1394,7 +1353,7 @@
           <w:dstrike w:val="false"/>
           <w:color w:val="000000"/>
           <w:position w:val="0"/>
-          <w:sz w:val="24"/>
+          <w:sz w:val="22"/>
           <w:sz w:val="22"/>
           <w:szCs w:val="22"/>
           <w:vertAlign w:val="baseline"/>
@@ -1429,7 +1388,7 @@
         <w:widowControl/>
         <w:shd w:val="clear" w:fill="auto"/>
         <w:spacing w:lineRule="auto" w:line="276" w:before="0" w:after="0"/>
-        <w:ind w:left="-566" w:right="0" w:hanging="0"/>
+        <w:ind w:hanging="0" w:left="-566" w:right="0"/>
         <w:jc w:val="left"/>
         <w:rPr>
           <w:rFonts w:ascii="Arial" w:hAnsi="Arial" w:eastAsia="Arial" w:cs="Arial"/>
@@ -1466,7 +1425,7 @@
         <w:widowControl/>
         <w:shd w:val="clear" w:fill="auto"/>
         <w:spacing w:lineRule="auto" w:line="276" w:before="0" w:after="0"/>
-        <w:ind w:left="-566" w:right="0" w:hanging="0"/>
+        <w:ind w:hanging="0" w:left="-566" w:right="0"/>
         <w:jc w:val="left"/>
         <w:rPr>
           <w:rFonts w:ascii="Arial" w:hAnsi="Arial" w:eastAsia="Arial" w:cs="Arial"/>
@@ -1516,21 +1475,20 @@
         </w:numPr>
         <w:shd w:val="clear" w:fill="auto"/>
         <w:spacing w:lineRule="auto" w:line="276" w:before="0" w:after="0"/>
-        <w:ind w:left="-566" w:right="0" w:hanging="0"/>
+        <w:ind w:hanging="0" w:left="-566" w:right="0"/>
         <w:jc w:val="center"/>
         <w:rPr>
           <w:rFonts w:ascii="Arial" w:hAnsi="Arial" w:eastAsia="Arial" w:cs="Arial"/>
           <w:b/>
-          <w:b/>
-          <w:i w:val="false"/>
-          <w:i w:val="false"/>
-          <w:caps w:val="false"/>
-          <w:smallCaps w:val="false"/>
-          <w:strike w:val="false"/>
-          <w:dstrike w:val="false"/>
-          <w:color w:val="000000"/>
-          <w:position w:val="0"/>
-          <w:sz w:val="24"/>
+          <w:i w:val="false"/>
+          <w:i w:val="false"/>
+          <w:caps w:val="false"/>
+          <w:smallCaps w:val="false"/>
+          <w:strike w:val="false"/>
+          <w:dstrike w:val="false"/>
+          <w:color w:val="000000"/>
+          <w:position w:val="0"/>
+          <w:sz w:val="22"/>
           <w:sz w:val="22"/>
           <w:szCs w:val="22"/>
           <w:vertAlign w:val="baseline"/>
@@ -1570,7 +1528,7 @@
         </w:numPr>
         <w:shd w:val="clear" w:fill="auto"/>
         <w:spacing w:lineRule="auto" w:line="276" w:before="0" w:after="0"/>
-        <w:ind w:left="-566" w:right="0" w:hanging="0"/>
+        <w:ind w:hanging="0" w:left="-566" w:right="0"/>
         <w:jc w:val="left"/>
         <w:rPr>
           <w:rFonts w:ascii="Arial" w:hAnsi="Arial" w:eastAsia="Arial" w:cs="Arial"/>
@@ -1582,7 +1540,7 @@
           <w:dstrike w:val="false"/>
           <w:color w:val="000000"/>
           <w:position w:val="0"/>
-          <w:sz w:val="24"/>
+          <w:sz w:val="22"/>
           <w:sz w:val="22"/>
           <w:szCs w:val="22"/>
           <w:vertAlign w:val="baseline"/>
@@ -1621,7 +1579,7 @@
         </w:numPr>
         <w:shd w:val="clear" w:fill="auto"/>
         <w:spacing w:lineRule="auto" w:line="276" w:before="0" w:after="0"/>
-        <w:ind w:left="-566" w:right="0" w:hanging="0"/>
+        <w:ind w:hanging="0" w:left="-566" w:right="0"/>
         <w:jc w:val="left"/>
         <w:rPr>
           <w:rFonts w:ascii="Arial" w:hAnsi="Arial" w:eastAsia="Arial" w:cs="Arial"/>
@@ -1633,7 +1591,7 @@
           <w:dstrike w:val="false"/>
           <w:color w:val="000000"/>
           <w:position w:val="0"/>
-          <w:sz w:val="24"/>
+          <w:sz w:val="22"/>
           <w:sz w:val="22"/>
           <w:szCs w:val="22"/>
           <w:vertAlign w:val="baseline"/>
@@ -1749,7 +1707,7 @@
         <w:widowControl/>
         <w:shd w:val="clear" w:fill="auto"/>
         <w:spacing w:lineRule="auto" w:line="276" w:before="0" w:after="0"/>
-        <w:ind w:left="-566" w:right="0" w:hanging="0"/>
+        <w:ind w:hanging="0" w:left="-566" w:right="0"/>
         <w:jc w:val="left"/>
         <w:rPr>
           <w:rFonts w:ascii="Arial" w:hAnsi="Arial" w:eastAsia="Arial" w:cs="Arial"/>
@@ -1799,21 +1757,20 @@
         </w:numPr>
         <w:shd w:val="clear" w:fill="auto"/>
         <w:spacing w:lineRule="auto" w:line="276" w:before="0" w:after="0"/>
-        <w:ind w:left="-566" w:right="0" w:hanging="0"/>
+        <w:ind w:hanging="0" w:left="-566" w:right="0"/>
         <w:jc w:val="center"/>
         <w:rPr>
           <w:rFonts w:ascii="Arial" w:hAnsi="Arial" w:eastAsia="Arial" w:cs="Arial"/>
           <w:b/>
-          <w:b/>
-          <w:i w:val="false"/>
-          <w:i w:val="false"/>
-          <w:caps w:val="false"/>
-          <w:smallCaps w:val="false"/>
-          <w:strike w:val="false"/>
-          <w:dstrike w:val="false"/>
-          <w:color w:val="000000"/>
-          <w:position w:val="0"/>
-          <w:sz w:val="24"/>
+          <w:i w:val="false"/>
+          <w:i w:val="false"/>
+          <w:caps w:val="false"/>
+          <w:smallCaps w:val="false"/>
+          <w:strike w:val="false"/>
+          <w:dstrike w:val="false"/>
+          <w:color w:val="000000"/>
+          <w:position w:val="0"/>
+          <w:sz w:val="22"/>
           <w:sz w:val="22"/>
           <w:szCs w:val="22"/>
           <w:vertAlign w:val="baseline"/>
@@ -1853,7 +1810,7 @@
         </w:numPr>
         <w:shd w:val="clear" w:fill="auto"/>
         <w:spacing w:lineRule="auto" w:line="276" w:before="0" w:after="0"/>
-        <w:ind w:left="-566" w:right="0" w:hanging="0"/>
+        <w:ind w:hanging="0" w:left="-566" w:right="0"/>
         <w:jc w:val="left"/>
         <w:rPr>
           <w:rFonts w:ascii="Arial" w:hAnsi="Arial" w:eastAsia="Arial" w:cs="Arial"/>
@@ -1865,7 +1822,7 @@
           <w:dstrike w:val="false"/>
           <w:color w:val="000000"/>
           <w:position w:val="0"/>
-          <w:sz w:val="24"/>
+          <w:sz w:val="22"/>
           <w:sz w:val="22"/>
           <w:szCs w:val="22"/>
           <w:vertAlign w:val="baseline"/>
@@ -1904,7 +1861,7 @@
         </w:numPr>
         <w:shd w:val="clear" w:fill="auto"/>
         <w:spacing w:lineRule="auto" w:line="276" w:before="0" w:after="0"/>
-        <w:ind w:left="-566" w:right="0" w:hanging="0"/>
+        <w:ind w:hanging="0" w:left="-566" w:right="0"/>
         <w:jc w:val="left"/>
         <w:rPr>
           <w:rFonts w:ascii="Arial" w:hAnsi="Arial" w:eastAsia="Arial" w:cs="Arial"/>
@@ -1916,7 +1873,7 @@
           <w:dstrike w:val="false"/>
           <w:color w:val="000000"/>
           <w:position w:val="0"/>
-          <w:sz w:val="24"/>
+          <w:sz w:val="22"/>
           <w:sz w:val="22"/>
           <w:szCs w:val="22"/>
           <w:vertAlign w:val="baseline"/>
@@ -1951,7 +1908,7 @@
         <w:widowControl/>
         <w:shd w:val="clear" w:fill="auto"/>
         <w:spacing w:lineRule="auto" w:line="276" w:before="0" w:after="0"/>
-        <w:ind w:left="-566" w:right="0" w:hanging="0"/>
+        <w:ind w:hanging="0" w:left="-566" w:right="0"/>
         <w:jc w:val="left"/>
         <w:rPr>
           <w:rFonts w:ascii="Arial" w:hAnsi="Arial" w:eastAsia="Arial" w:cs="Arial"/>
@@ -2001,21 +1958,20 @@
         </w:numPr>
         <w:shd w:val="clear" w:fill="auto"/>
         <w:spacing w:lineRule="auto" w:line="276" w:before="0" w:after="0"/>
-        <w:ind w:left="-566" w:right="0" w:hanging="0"/>
+        <w:ind w:hanging="0" w:left="-566" w:right="0"/>
         <w:jc w:val="center"/>
         <w:rPr>
           <w:rFonts w:ascii="Arial" w:hAnsi="Arial" w:eastAsia="Arial" w:cs="Arial"/>
           <w:b/>
-          <w:b/>
-          <w:i w:val="false"/>
-          <w:i w:val="false"/>
-          <w:caps w:val="false"/>
-          <w:smallCaps w:val="false"/>
-          <w:strike w:val="false"/>
-          <w:dstrike w:val="false"/>
-          <w:color w:val="000000"/>
-          <w:position w:val="0"/>
-          <w:sz w:val="24"/>
+          <w:i w:val="false"/>
+          <w:i w:val="false"/>
+          <w:caps w:val="false"/>
+          <w:smallCaps w:val="false"/>
+          <w:strike w:val="false"/>
+          <w:dstrike w:val="false"/>
+          <w:color w:val="000000"/>
+          <w:position w:val="0"/>
+          <w:sz w:val="22"/>
           <w:sz w:val="22"/>
           <w:szCs w:val="22"/>
           <w:vertAlign w:val="baseline"/>
@@ -2055,7 +2011,7 @@
         </w:numPr>
         <w:shd w:val="clear" w:fill="auto"/>
         <w:spacing w:lineRule="auto" w:line="276" w:before="0" w:after="0"/>
-        <w:ind w:left="-566" w:right="0" w:hanging="0"/>
+        <w:ind w:hanging="0" w:left="-566" w:right="0"/>
         <w:jc w:val="left"/>
         <w:rPr>
           <w:rFonts w:ascii="Arial" w:hAnsi="Arial" w:eastAsia="Arial" w:cs="Arial"/>
@@ -2067,7 +2023,7 @@
           <w:dstrike w:val="false"/>
           <w:color w:val="000000"/>
           <w:position w:val="0"/>
-          <w:sz w:val="24"/>
+          <w:sz w:val="22"/>
           <w:sz w:val="22"/>
           <w:szCs w:val="22"/>
           <w:vertAlign w:val="baseline"/>
@@ -2106,7 +2062,7 @@
         </w:numPr>
         <w:shd w:val="clear" w:fill="auto"/>
         <w:spacing w:lineRule="auto" w:line="276" w:before="0" w:after="0"/>
-        <w:ind w:left="-566" w:right="0" w:hanging="0"/>
+        <w:ind w:hanging="0" w:left="-566" w:right="0"/>
         <w:jc w:val="left"/>
         <w:rPr>
           <w:rFonts w:ascii="Arial" w:hAnsi="Arial" w:eastAsia="Arial" w:cs="Arial"/>
@@ -2118,7 +2074,7 @@
           <w:dstrike w:val="false"/>
           <w:color w:val="000000"/>
           <w:position w:val="0"/>
-          <w:sz w:val="24"/>
+          <w:sz w:val="22"/>
           <w:sz w:val="22"/>
           <w:szCs w:val="22"/>
           <w:vertAlign w:val="baseline"/>
@@ -2157,7 +2113,7 @@
         </w:numPr>
         <w:shd w:val="clear" w:fill="auto"/>
         <w:spacing w:lineRule="auto" w:line="276" w:before="0" w:after="0"/>
-        <w:ind w:left="-566" w:right="0" w:hanging="0"/>
+        <w:ind w:hanging="0" w:left="-566" w:right="0"/>
         <w:jc w:val="left"/>
         <w:rPr>
           <w:rFonts w:ascii="Arial" w:hAnsi="Arial" w:eastAsia="Arial" w:cs="Arial"/>
@@ -2169,7 +2125,7 @@
           <w:dstrike w:val="false"/>
           <w:color w:val="000000"/>
           <w:position w:val="0"/>
-          <w:sz w:val="24"/>
+          <w:sz w:val="22"/>
           <w:sz w:val="22"/>
           <w:szCs w:val="22"/>
           <w:vertAlign w:val="baseline"/>
@@ -2231,7 +2187,7 @@
         <w:widowControl/>
         <w:shd w:val="clear" w:fill="auto"/>
         <w:spacing w:lineRule="auto" w:line="276" w:before="0" w:after="0"/>
-        <w:ind w:left="-566" w:right="0" w:hanging="0"/>
+        <w:ind w:hanging="0" w:left="-566" w:right="0"/>
         <w:jc w:val="left"/>
         <w:rPr>
           <w:rFonts w:ascii="Arial" w:hAnsi="Arial" w:eastAsia="Arial" w:cs="Arial"/>
@@ -2281,21 +2237,20 @@
         </w:numPr>
         <w:shd w:val="clear" w:fill="auto"/>
         <w:spacing w:lineRule="auto" w:line="276" w:before="0" w:after="0"/>
-        <w:ind w:left="-566" w:right="0" w:hanging="0"/>
+        <w:ind w:hanging="0" w:left="-566" w:right="0"/>
         <w:jc w:val="center"/>
         <w:rPr>
           <w:rFonts w:ascii="Arial" w:hAnsi="Arial" w:eastAsia="Arial" w:cs="Arial"/>
           <w:b/>
-          <w:b/>
-          <w:i w:val="false"/>
-          <w:i w:val="false"/>
-          <w:caps w:val="false"/>
-          <w:smallCaps w:val="false"/>
-          <w:strike w:val="false"/>
-          <w:dstrike w:val="false"/>
-          <w:color w:val="000000"/>
-          <w:position w:val="0"/>
-          <w:sz w:val="24"/>
+          <w:i w:val="false"/>
+          <w:i w:val="false"/>
+          <w:caps w:val="false"/>
+          <w:smallCaps w:val="false"/>
+          <w:strike w:val="false"/>
+          <w:dstrike w:val="false"/>
+          <w:color w:val="000000"/>
+          <w:position w:val="0"/>
+          <w:sz w:val="22"/>
           <w:sz w:val="22"/>
           <w:szCs w:val="22"/>
           <w:vertAlign w:val="baseline"/>
@@ -2335,7 +2290,7 @@
         </w:numPr>
         <w:shd w:val="clear" w:fill="auto"/>
         <w:spacing w:lineRule="auto" w:line="276" w:before="0" w:after="0"/>
-        <w:ind w:left="-566" w:right="0" w:hanging="0"/>
+        <w:ind w:hanging="0" w:left="-566" w:right="0"/>
         <w:jc w:val="left"/>
         <w:rPr>
           <w:rFonts w:ascii="Arial" w:hAnsi="Arial" w:eastAsia="Arial" w:cs="Arial"/>
@@ -2347,7 +2302,7 @@
           <w:dstrike w:val="false"/>
           <w:color w:val="000000"/>
           <w:position w:val="0"/>
-          <w:sz w:val="24"/>
+          <w:sz w:val="22"/>
           <w:sz w:val="22"/>
           <w:szCs w:val="22"/>
           <w:vertAlign w:val="baseline"/>
@@ -2405,7 +2360,7 @@
         </w:numPr>
         <w:shd w:val="clear" w:fill="auto"/>
         <w:spacing w:lineRule="auto" w:line="276" w:before="0" w:after="0"/>
-        <w:ind w:left="-566" w:right="0" w:hanging="0"/>
+        <w:ind w:hanging="0" w:left="-566" w:right="0"/>
         <w:jc w:val="left"/>
         <w:rPr>
           <w:rFonts w:ascii="Arial" w:hAnsi="Arial" w:eastAsia="Arial" w:cs="Arial"/>
@@ -2417,7 +2372,7 @@
           <w:dstrike w:val="false"/>
           <w:color w:val="000000"/>
           <w:position w:val="0"/>
-          <w:sz w:val="24"/>
+          <w:sz w:val="22"/>
           <w:sz w:val="22"/>
           <w:szCs w:val="22"/>
           <w:vertAlign w:val="baseline"/>
@@ -2456,7 +2411,7 @@
         </w:numPr>
         <w:shd w:val="clear" w:fill="auto"/>
         <w:spacing w:lineRule="auto" w:line="276" w:before="0" w:after="0"/>
-        <w:ind w:left="-566" w:right="0" w:hanging="0"/>
+        <w:ind w:hanging="0" w:left="-566" w:right="0"/>
         <w:jc w:val="left"/>
         <w:rPr>
           <w:rFonts w:ascii="Arial" w:hAnsi="Arial" w:eastAsia="Arial" w:cs="Arial"/>
@@ -2468,7 +2423,7 @@
           <w:dstrike w:val="false"/>
           <w:color w:val="000000"/>
           <w:position w:val="0"/>
-          <w:sz w:val="24"/>
+          <w:sz w:val="22"/>
           <w:sz w:val="22"/>
           <w:szCs w:val="22"/>
           <w:vertAlign w:val="baseline"/>
@@ -2507,7 +2462,7 @@
         </w:numPr>
         <w:shd w:val="clear" w:fill="auto"/>
         <w:spacing w:lineRule="auto" w:line="276" w:before="0" w:after="0"/>
-        <w:ind w:left="-566" w:right="0" w:hanging="0"/>
+        <w:ind w:hanging="0" w:left="-566" w:right="0"/>
         <w:jc w:val="left"/>
         <w:rPr>
           <w:rFonts w:ascii="Arial" w:hAnsi="Arial" w:eastAsia="Arial" w:cs="Arial"/>
@@ -2519,7 +2474,7 @@
           <w:dstrike w:val="false"/>
           <w:color w:val="000000"/>
           <w:position w:val="0"/>
-          <w:sz w:val="24"/>
+          <w:sz w:val="22"/>
           <w:sz w:val="22"/>
           <w:szCs w:val="22"/>
           <w:vertAlign w:val="baseline"/>
@@ -2558,7 +2513,7 @@
         </w:numPr>
         <w:shd w:val="clear" w:fill="auto"/>
         <w:spacing w:lineRule="auto" w:line="276" w:before="0" w:after="0"/>
-        <w:ind w:left="-566" w:right="0" w:hanging="0"/>
+        <w:ind w:hanging="0" w:left="-566" w:right="0"/>
         <w:jc w:val="left"/>
         <w:rPr>
           <w:rFonts w:ascii="Arial" w:hAnsi="Arial" w:eastAsia="Arial" w:cs="Arial"/>
@@ -2570,7 +2525,7 @@
           <w:dstrike w:val="false"/>
           <w:color w:val="000000"/>
           <w:position w:val="0"/>
-          <w:sz w:val="24"/>
+          <w:sz w:val="22"/>
           <w:sz w:val="22"/>
           <w:szCs w:val="22"/>
           <w:vertAlign w:val="baseline"/>
@@ -2609,7 +2564,7 @@
         </w:numPr>
         <w:shd w:val="clear" w:fill="auto"/>
         <w:spacing w:lineRule="auto" w:line="276" w:before="0" w:after="0"/>
-        <w:ind w:left="-566" w:right="0" w:hanging="0"/>
+        <w:ind w:hanging="0" w:left="-566" w:right="0"/>
         <w:jc w:val="left"/>
         <w:rPr>
           <w:rFonts w:ascii="Arial" w:hAnsi="Arial" w:eastAsia="Arial" w:cs="Arial"/>
@@ -2621,7 +2576,7 @@
           <w:dstrike w:val="false"/>
           <w:color w:val="000000"/>
           <w:position w:val="0"/>
-          <w:sz w:val="24"/>
+          <w:sz w:val="22"/>
           <w:sz w:val="22"/>
           <w:szCs w:val="22"/>
           <w:vertAlign w:val="baseline"/>
@@ -2660,7 +2615,7 @@
         </w:numPr>
         <w:shd w:val="clear" w:fill="auto"/>
         <w:spacing w:lineRule="auto" w:line="276" w:before="0" w:after="0"/>
-        <w:ind w:left="-566" w:right="0" w:hanging="0"/>
+        <w:ind w:hanging="0" w:left="-566" w:right="0"/>
         <w:jc w:val="left"/>
         <w:rPr>
           <w:rFonts w:ascii="Arial" w:hAnsi="Arial" w:eastAsia="Arial" w:cs="Arial"/>
@@ -2672,7 +2627,7 @@
           <w:dstrike w:val="false"/>
           <w:color w:val="000000"/>
           <w:position w:val="0"/>
-          <w:sz w:val="24"/>
+          <w:sz w:val="22"/>
           <w:sz w:val="22"/>
           <w:szCs w:val="22"/>
           <w:vertAlign w:val="baseline"/>
@@ -2707,7 +2662,7 @@
         <w:widowControl/>
         <w:shd w:val="clear" w:fill="auto"/>
         <w:spacing w:lineRule="auto" w:line="276" w:before="0" w:after="0"/>
-        <w:ind w:left="-566" w:right="0" w:hanging="0"/>
+        <w:ind w:hanging="0" w:left="-566" w:right="0"/>
         <w:jc w:val="left"/>
         <w:rPr>
           <w:rFonts w:ascii="Arial" w:hAnsi="Arial" w:eastAsia="Arial" w:cs="Arial"/>
@@ -2757,21 +2712,20 @@
         </w:numPr>
         <w:shd w:val="clear" w:fill="auto"/>
         <w:spacing w:lineRule="auto" w:line="276" w:before="0" w:after="0"/>
-        <w:ind w:left="-566" w:right="0" w:hanging="0"/>
+        <w:ind w:hanging="0" w:left="-566" w:right="0"/>
         <w:jc w:val="center"/>
         <w:rPr>
           <w:rFonts w:ascii="Arial" w:hAnsi="Arial" w:eastAsia="Arial" w:cs="Arial"/>
           <w:b/>
-          <w:b/>
-          <w:i w:val="false"/>
-          <w:i w:val="false"/>
-          <w:caps w:val="false"/>
-          <w:smallCaps w:val="false"/>
-          <w:strike w:val="false"/>
-          <w:dstrike w:val="false"/>
-          <w:color w:val="000000"/>
-          <w:position w:val="0"/>
-          <w:sz w:val="24"/>
+          <w:i w:val="false"/>
+          <w:i w:val="false"/>
+          <w:caps w:val="false"/>
+          <w:smallCaps w:val="false"/>
+          <w:strike w:val="false"/>
+          <w:dstrike w:val="false"/>
+          <w:color w:val="000000"/>
+          <w:position w:val="0"/>
+          <w:sz w:val="22"/>
           <w:sz w:val="22"/>
           <w:szCs w:val="22"/>
           <w:vertAlign w:val="baseline"/>
@@ -2811,7 +2765,7 @@
         </w:numPr>
         <w:shd w:val="clear" w:fill="auto"/>
         <w:spacing w:lineRule="auto" w:line="276" w:before="0" w:after="0"/>
-        <w:ind w:left="-566" w:right="0" w:hanging="0"/>
+        <w:ind w:hanging="0" w:left="-566" w:right="0"/>
         <w:jc w:val="left"/>
         <w:rPr>
           <w:rFonts w:ascii="Arial" w:hAnsi="Arial" w:eastAsia="Arial" w:cs="Arial"/>
@@ -2823,7 +2777,7 @@
           <w:dstrike w:val="false"/>
           <w:color w:val="000000"/>
           <w:position w:val="0"/>
-          <w:sz w:val="24"/>
+          <w:sz w:val="22"/>
           <w:sz w:val="22"/>
           <w:szCs w:val="22"/>
           <w:vertAlign w:val="baseline"/>
@@ -2862,7 +2816,7 @@
         </w:numPr>
         <w:shd w:val="clear" w:fill="auto"/>
         <w:spacing w:lineRule="auto" w:line="276" w:before="0" w:after="0"/>
-        <w:ind w:left="-566" w:right="0" w:hanging="0"/>
+        <w:ind w:hanging="0" w:left="-566" w:right="0"/>
         <w:jc w:val="left"/>
         <w:rPr>
           <w:rFonts w:ascii="Arial" w:hAnsi="Arial" w:eastAsia="Arial" w:cs="Arial"/>
@@ -2874,7 +2828,7 @@
           <w:dstrike w:val="false"/>
           <w:color w:val="000000"/>
           <w:position w:val="0"/>
-          <w:sz w:val="24"/>
+          <w:sz w:val="22"/>
           <w:sz w:val="22"/>
           <w:szCs w:val="22"/>
           <w:vertAlign w:val="baseline"/>
@@ -2913,7 +2867,7 @@
         </w:numPr>
         <w:shd w:val="clear" w:fill="auto"/>
         <w:spacing w:lineRule="auto" w:line="276" w:before="0" w:after="0"/>
-        <w:ind w:left="-566" w:right="0" w:hanging="0"/>
+        <w:ind w:hanging="0" w:left="-566" w:right="0"/>
         <w:jc w:val="left"/>
         <w:rPr>
           <w:rFonts w:ascii="Arial" w:hAnsi="Arial" w:eastAsia="Arial" w:cs="Arial"/>
@@ -2925,7 +2879,7 @@
           <w:dstrike w:val="false"/>
           <w:color w:val="000000"/>
           <w:position w:val="0"/>
-          <w:sz w:val="24"/>
+          <w:sz w:val="22"/>
           <w:sz w:val="22"/>
           <w:szCs w:val="22"/>
           <w:vertAlign w:val="baseline"/>
@@ -2964,7 +2918,7 @@
         </w:numPr>
         <w:shd w:val="clear" w:fill="auto"/>
         <w:spacing w:lineRule="auto" w:line="276" w:before="0" w:after="0"/>
-        <w:ind w:left="-566" w:right="0" w:hanging="0"/>
+        <w:ind w:hanging="0" w:left="-566" w:right="0"/>
         <w:jc w:val="left"/>
         <w:rPr>
           <w:rFonts w:ascii="Arial" w:hAnsi="Arial" w:eastAsia="Arial" w:cs="Arial"/>
@@ -2976,7 +2930,7 @@
           <w:dstrike w:val="false"/>
           <w:color w:val="000000"/>
           <w:position w:val="0"/>
-          <w:sz w:val="24"/>
+          <w:sz w:val="22"/>
           <w:sz w:val="22"/>
           <w:szCs w:val="22"/>
           <w:vertAlign w:val="baseline"/>
@@ -3015,7 +2969,7 @@
         </w:numPr>
         <w:shd w:val="clear" w:fill="auto"/>
         <w:spacing w:lineRule="auto" w:line="276" w:before="0" w:after="0"/>
-        <w:ind w:left="-566" w:right="0" w:hanging="0"/>
+        <w:ind w:hanging="0" w:left="-566" w:right="0"/>
         <w:jc w:val="left"/>
         <w:rPr>
           <w:rFonts w:ascii="Arial" w:hAnsi="Arial" w:eastAsia="Arial" w:cs="Arial"/>
@@ -3027,7 +2981,7 @@
           <w:dstrike w:val="false"/>
           <w:color w:val="000000"/>
           <w:position w:val="0"/>
-          <w:sz w:val="24"/>
+          <w:sz w:val="22"/>
           <w:sz w:val="22"/>
           <w:szCs w:val="22"/>
           <w:vertAlign w:val="baseline"/>
@@ -3066,7 +3020,7 @@
         </w:numPr>
         <w:shd w:val="clear" w:fill="auto"/>
         <w:spacing w:lineRule="auto" w:line="276" w:before="0" w:after="0"/>
-        <w:ind w:left="-566" w:right="0" w:hanging="0"/>
+        <w:ind w:hanging="0" w:left="-566" w:right="0"/>
         <w:jc w:val="left"/>
         <w:rPr>
           <w:rFonts w:ascii="Arial" w:hAnsi="Arial" w:eastAsia="Arial" w:cs="Arial"/>
@@ -3078,7 +3032,7 @@
           <w:dstrike w:val="false"/>
           <w:color w:val="000000"/>
           <w:position w:val="0"/>
-          <w:sz w:val="24"/>
+          <w:sz w:val="22"/>
           <w:sz w:val="22"/>
           <w:szCs w:val="22"/>
           <w:vertAlign w:val="baseline"/>
@@ -3113,7 +3067,7 @@
         <w:widowControl/>
         <w:shd w:val="clear" w:fill="auto"/>
         <w:spacing w:lineRule="auto" w:line="276" w:before="0" w:after="0"/>
-        <w:ind w:left="-566" w:right="0" w:hanging="0"/>
+        <w:ind w:hanging="0" w:left="-566" w:right="0"/>
         <w:jc w:val="left"/>
         <w:rPr>
           <w:rFonts w:ascii="Arial" w:hAnsi="Arial" w:eastAsia="Arial" w:cs="Arial"/>
@@ -3163,21 +3117,20 @@
         </w:numPr>
         <w:shd w:val="clear" w:fill="auto"/>
         <w:spacing w:lineRule="auto" w:line="276" w:before="0" w:after="0"/>
-        <w:ind w:left="-566" w:right="0" w:hanging="0"/>
+        <w:ind w:hanging="0" w:left="-566" w:right="0"/>
         <w:jc w:val="center"/>
         <w:rPr>
           <w:rFonts w:ascii="Arial" w:hAnsi="Arial" w:eastAsia="Arial" w:cs="Arial"/>
           <w:b/>
-          <w:b/>
-          <w:i w:val="false"/>
-          <w:i w:val="false"/>
-          <w:caps w:val="false"/>
-          <w:smallCaps w:val="false"/>
-          <w:strike w:val="false"/>
-          <w:dstrike w:val="false"/>
-          <w:color w:val="000000"/>
-          <w:position w:val="0"/>
-          <w:sz w:val="24"/>
+          <w:i w:val="false"/>
+          <w:i w:val="false"/>
+          <w:caps w:val="false"/>
+          <w:smallCaps w:val="false"/>
+          <w:strike w:val="false"/>
+          <w:dstrike w:val="false"/>
+          <w:color w:val="000000"/>
+          <w:position w:val="0"/>
+          <w:sz w:val="22"/>
           <w:sz w:val="22"/>
           <w:szCs w:val="22"/>
           <w:vertAlign w:val="baseline"/>
@@ -3217,7 +3170,7 @@
         </w:numPr>
         <w:shd w:val="clear" w:fill="auto"/>
         <w:spacing w:lineRule="auto" w:line="276" w:before="0" w:after="0"/>
-        <w:ind w:left="-566" w:right="0" w:hanging="0"/>
+        <w:ind w:hanging="0" w:left="-566" w:right="0"/>
         <w:jc w:val="left"/>
         <w:rPr>
           <w:rFonts w:ascii="Arial" w:hAnsi="Arial" w:eastAsia="Arial" w:cs="Arial"/>
@@ -3229,7 +3182,7 @@
           <w:dstrike w:val="false"/>
           <w:color w:val="000000"/>
           <w:position w:val="0"/>
-          <w:sz w:val="24"/>
+          <w:sz w:val="22"/>
           <w:sz w:val="22"/>
           <w:szCs w:val="22"/>
           <w:vertAlign w:val="baseline"/>
@@ -3268,7 +3221,7 @@
         </w:numPr>
         <w:shd w:val="clear" w:fill="auto"/>
         <w:spacing w:lineRule="auto" w:line="276" w:before="0" w:after="0"/>
-        <w:ind w:left="-566" w:right="0" w:hanging="0"/>
+        <w:ind w:hanging="0" w:left="-566" w:right="0"/>
         <w:jc w:val="left"/>
         <w:rPr>
           <w:rFonts w:ascii="Arial" w:hAnsi="Arial" w:eastAsia="Arial" w:cs="Arial"/>
@@ -3280,7 +3233,7 @@
           <w:dstrike w:val="false"/>
           <w:color w:val="000000"/>
           <w:position w:val="0"/>
-          <w:sz w:val="24"/>
+          <w:sz w:val="22"/>
           <w:sz w:val="22"/>
           <w:szCs w:val="22"/>
           <w:vertAlign w:val="baseline"/>
@@ -3346,7 +3299,7 @@
         </w:numPr>
         <w:shd w:val="clear" w:fill="auto"/>
         <w:spacing w:lineRule="auto" w:line="276" w:before="0" w:after="0"/>
-        <w:ind w:left="-566" w:right="0" w:hanging="0"/>
+        <w:ind w:hanging="0" w:left="-566" w:right="0"/>
         <w:jc w:val="left"/>
         <w:rPr>
           <w:rFonts w:ascii="Arial" w:hAnsi="Arial" w:eastAsia="Arial" w:cs="Arial"/>
@@ -3358,7 +3311,7 @@
           <w:dstrike w:val="false"/>
           <w:color w:val="000000"/>
           <w:position w:val="0"/>
-          <w:sz w:val="24"/>
+          <w:sz w:val="22"/>
           <w:sz w:val="22"/>
           <w:szCs w:val="22"/>
           <w:vertAlign w:val="baseline"/>
@@ -3447,7 +3400,7 @@
         <w:widowControl/>
         <w:shd w:val="clear" w:fill="auto"/>
         <w:spacing w:lineRule="auto" w:line="276" w:before="0" w:after="0"/>
-        <w:ind w:left="-566" w:right="0" w:hanging="0"/>
+        <w:ind w:hanging="0" w:left="-566" w:right="0"/>
         <w:jc w:val="left"/>
         <w:rPr>
           <w:rFonts w:ascii="Arial" w:hAnsi="Arial" w:eastAsia="Arial" w:cs="Arial"/>
@@ -3497,21 +3450,20 @@
         </w:numPr>
         <w:shd w:val="clear" w:fill="auto"/>
         <w:spacing w:lineRule="auto" w:line="276" w:before="0" w:after="0"/>
-        <w:ind w:left="-566" w:right="0" w:hanging="0"/>
+        <w:ind w:hanging="0" w:left="-566" w:right="0"/>
         <w:jc w:val="center"/>
         <w:rPr>
           <w:rFonts w:ascii="Arial" w:hAnsi="Arial" w:eastAsia="Arial" w:cs="Arial"/>
           <w:b/>
-          <w:b/>
-          <w:i w:val="false"/>
-          <w:i w:val="false"/>
-          <w:caps w:val="false"/>
-          <w:smallCaps w:val="false"/>
-          <w:strike w:val="false"/>
-          <w:dstrike w:val="false"/>
-          <w:color w:val="000000"/>
-          <w:position w:val="0"/>
-          <w:sz w:val="24"/>
+          <w:i w:val="false"/>
+          <w:i w:val="false"/>
+          <w:caps w:val="false"/>
+          <w:smallCaps w:val="false"/>
+          <w:strike w:val="false"/>
+          <w:dstrike w:val="false"/>
+          <w:color w:val="000000"/>
+          <w:position w:val="0"/>
+          <w:sz w:val="22"/>
           <w:sz w:val="22"/>
           <w:szCs w:val="22"/>
           <w:vertAlign w:val="baseline"/>
@@ -3551,7 +3503,7 @@
         </w:numPr>
         <w:shd w:val="clear" w:fill="auto"/>
         <w:spacing w:lineRule="auto" w:line="276" w:before="0" w:after="0"/>
-        <w:ind w:left="-566" w:right="0" w:hanging="0"/>
+        <w:ind w:hanging="0" w:left="-566" w:right="0"/>
         <w:jc w:val="left"/>
         <w:rPr>
           <w:rFonts w:ascii="Arial" w:hAnsi="Arial" w:eastAsia="Arial" w:cs="Arial"/>
@@ -3563,7 +3515,7 @@
           <w:dstrike w:val="false"/>
           <w:color w:val="000000"/>
           <w:position w:val="0"/>
-          <w:sz w:val="24"/>
+          <w:sz w:val="22"/>
           <w:sz w:val="22"/>
           <w:szCs w:val="22"/>
           <w:vertAlign w:val="baseline"/>
@@ -3602,7 +3554,7 @@
         </w:numPr>
         <w:shd w:val="clear" w:fill="auto"/>
         <w:spacing w:lineRule="auto" w:line="276" w:before="0" w:after="0"/>
-        <w:ind w:left="-566" w:right="0" w:hanging="0"/>
+        <w:ind w:hanging="0" w:left="-566" w:right="0"/>
         <w:jc w:val="left"/>
         <w:rPr>
           <w:rFonts w:ascii="Arial" w:hAnsi="Arial" w:eastAsia="Arial" w:cs="Arial"/>
@@ -3614,7 +3566,7 @@
           <w:dstrike w:val="false"/>
           <w:color w:val="000000"/>
           <w:position w:val="0"/>
-          <w:sz w:val="24"/>
+          <w:sz w:val="22"/>
           <w:sz w:val="22"/>
           <w:szCs w:val="22"/>
           <w:vertAlign w:val="baseline"/>
@@ -3653,7 +3605,7 @@
         </w:numPr>
         <w:shd w:val="clear" w:fill="auto"/>
         <w:spacing w:lineRule="auto" w:line="276" w:before="0" w:after="0"/>
-        <w:ind w:left="-566" w:right="0" w:hanging="0"/>
+        <w:ind w:hanging="0" w:left="-566" w:right="0"/>
         <w:jc w:val="left"/>
         <w:rPr>
           <w:rFonts w:ascii="Arial" w:hAnsi="Arial" w:eastAsia="Arial" w:cs="Arial"/>
@@ -3665,7 +3617,7 @@
           <w:dstrike w:val="false"/>
           <w:color w:val="000000"/>
           <w:position w:val="0"/>
-          <w:sz w:val="24"/>
+          <w:sz w:val="22"/>
           <w:sz w:val="22"/>
           <w:szCs w:val="22"/>
           <w:vertAlign w:val="baseline"/>
@@ -3704,7 +3656,7 @@
         </w:numPr>
         <w:shd w:val="clear" w:fill="auto"/>
         <w:spacing w:lineRule="auto" w:line="276" w:before="0" w:after="0"/>
-        <w:ind w:left="-566" w:right="0" w:hanging="0"/>
+        <w:ind w:hanging="0" w:left="-566" w:right="0"/>
         <w:jc w:val="left"/>
         <w:rPr>
           <w:rFonts w:ascii="Arial" w:hAnsi="Arial" w:eastAsia="Arial" w:cs="Arial"/>
@@ -3716,7 +3668,7 @@
           <w:dstrike w:val="false"/>
           <w:color w:val="000000"/>
           <w:position w:val="0"/>
-          <w:sz w:val="24"/>
+          <w:sz w:val="22"/>
           <w:sz w:val="22"/>
           <w:szCs w:val="22"/>
           <w:vertAlign w:val="baseline"/>
@@ -3751,7 +3703,7 @@
         <w:widowControl/>
         <w:shd w:val="clear" w:fill="auto"/>
         <w:spacing w:lineRule="auto" w:line="276" w:before="0" w:after="0"/>
-        <w:ind w:left="-566" w:right="0" w:hanging="0"/>
+        <w:ind w:hanging="0" w:left="-566" w:right="0"/>
         <w:jc w:val="left"/>
         <w:rPr>
           <w:rFonts w:ascii="Arial" w:hAnsi="Arial" w:eastAsia="Arial" w:cs="Arial"/>
@@ -3797,7 +3749,7 @@
         <w:widowControl/>
         <w:shd w:val="clear" w:fill="auto"/>
         <w:spacing w:lineRule="auto" w:line="276" w:before="0" w:after="0"/>
-        <w:ind w:left="-566" w:right="0" w:hanging="0"/>
+        <w:ind w:hanging="0" w:left="-566" w:right="0"/>
         <w:jc w:val="left"/>
         <w:rPr>
           <w:rFonts w:ascii="Arial" w:hAnsi="Arial" w:eastAsia="Arial" w:cs="Arial"/>
@@ -3847,21 +3799,20 @@
         </w:numPr>
         <w:shd w:val="clear" w:fill="auto"/>
         <w:spacing w:lineRule="auto" w:line="276" w:before="0" w:after="0"/>
-        <w:ind w:left="-566" w:right="0" w:hanging="0"/>
+        <w:ind w:hanging="0" w:left="-566" w:right="0"/>
         <w:jc w:val="center"/>
         <w:rPr>
           <w:rFonts w:ascii="Arial" w:hAnsi="Arial" w:eastAsia="Arial" w:cs="Arial"/>
           <w:b/>
-          <w:b/>
-          <w:i w:val="false"/>
-          <w:i w:val="false"/>
-          <w:caps w:val="false"/>
-          <w:smallCaps w:val="false"/>
-          <w:strike w:val="false"/>
-          <w:dstrike w:val="false"/>
-          <w:color w:val="000000"/>
-          <w:position w:val="0"/>
-          <w:sz w:val="24"/>
+          <w:i w:val="false"/>
+          <w:i w:val="false"/>
+          <w:caps w:val="false"/>
+          <w:smallCaps w:val="false"/>
+          <w:strike w:val="false"/>
+          <w:dstrike w:val="false"/>
+          <w:color w:val="000000"/>
+          <w:position w:val="0"/>
+          <w:sz w:val="22"/>
           <w:sz w:val="22"/>
           <w:szCs w:val="22"/>
           <w:vertAlign w:val="baseline"/>
@@ -3901,7 +3852,7 @@
         </w:numPr>
         <w:shd w:val="clear" w:fill="auto"/>
         <w:spacing w:lineRule="auto" w:line="276" w:before="0" w:after="0"/>
-        <w:ind w:left="-566" w:right="0" w:hanging="0"/>
+        <w:ind w:hanging="0" w:left="-566" w:right="0"/>
         <w:jc w:val="left"/>
         <w:rPr>
           <w:rFonts w:ascii="Arial" w:hAnsi="Arial" w:eastAsia="Arial" w:cs="Arial"/>
@@ -3913,7 +3864,7 @@
           <w:dstrike w:val="false"/>
           <w:color w:val="000000"/>
           <w:position w:val="0"/>
-          <w:sz w:val="24"/>
+          <w:sz w:val="22"/>
           <w:sz w:val="22"/>
           <w:szCs w:val="22"/>
           <w:vertAlign w:val="baseline"/>
@@ -3952,7 +3903,7 @@
         </w:numPr>
         <w:shd w:val="clear" w:fill="auto"/>
         <w:spacing w:lineRule="auto" w:line="276" w:before="0" w:after="0"/>
-        <w:ind w:left="-566" w:right="0" w:hanging="0"/>
+        <w:ind w:hanging="0" w:left="-566" w:right="0"/>
         <w:jc w:val="left"/>
         <w:rPr>
           <w:rFonts w:ascii="Arial" w:hAnsi="Arial" w:eastAsia="Arial" w:cs="Arial"/>
@@ -3964,7 +3915,7 @@
           <w:dstrike w:val="false"/>
           <w:color w:val="000000"/>
           <w:position w:val="0"/>
-          <w:sz w:val="24"/>
+          <w:sz w:val="22"/>
           <w:sz w:val="22"/>
           <w:szCs w:val="22"/>
           <w:vertAlign w:val="baseline"/>
@@ -3999,7 +3950,7 @@
         <w:widowControl/>
         <w:shd w:val="clear" w:fill="auto"/>
         <w:spacing w:lineRule="auto" w:line="276" w:before="0" w:after="0"/>
-        <w:ind w:left="-566" w:right="0" w:hanging="0"/>
+        <w:ind w:hanging="0" w:left="-566" w:right="0"/>
         <w:jc w:val="left"/>
         <w:rPr>
           <w:rFonts w:ascii="Arial" w:hAnsi="Arial" w:eastAsia="Arial" w:cs="Arial"/>
@@ -4049,21 +4000,20 @@
         </w:numPr>
         <w:shd w:val="clear" w:fill="auto"/>
         <w:spacing w:lineRule="auto" w:line="276" w:before="0" w:after="0"/>
-        <w:ind w:left="-566" w:right="0" w:hanging="0"/>
+        <w:ind w:hanging="0" w:left="-566" w:right="0"/>
         <w:jc w:val="center"/>
         <w:rPr>
           <w:rFonts w:ascii="Arial" w:hAnsi="Arial" w:eastAsia="Arial" w:cs="Arial"/>
           <w:b/>
-          <w:b/>
-          <w:i w:val="false"/>
-          <w:i w:val="false"/>
-          <w:caps w:val="false"/>
-          <w:smallCaps w:val="false"/>
-          <w:strike w:val="false"/>
-          <w:dstrike w:val="false"/>
-          <w:color w:val="000000"/>
-          <w:position w:val="0"/>
-          <w:sz w:val="24"/>
+          <w:i w:val="false"/>
+          <w:i w:val="false"/>
+          <w:caps w:val="false"/>
+          <w:smallCaps w:val="false"/>
+          <w:strike w:val="false"/>
+          <w:dstrike w:val="false"/>
+          <w:color w:val="000000"/>
+          <w:position w:val="0"/>
+          <w:sz w:val="22"/>
           <w:sz w:val="22"/>
           <w:szCs w:val="22"/>
           <w:vertAlign w:val="baseline"/>
@@ -4103,7 +4053,7 @@
         </w:numPr>
         <w:shd w:val="clear" w:fill="auto"/>
         <w:spacing w:lineRule="auto" w:line="276" w:before="0" w:after="0"/>
-        <w:ind w:left="-566" w:right="0" w:hanging="0"/>
+        <w:ind w:hanging="0" w:left="-566" w:right="0"/>
         <w:jc w:val="left"/>
         <w:rPr>
           <w:rFonts w:ascii="Arial" w:hAnsi="Arial" w:eastAsia="Arial" w:cs="Arial"/>
@@ -4115,7 +4065,7 @@
           <w:dstrike w:val="false"/>
           <w:color w:val="000000"/>
           <w:position w:val="0"/>
-          <w:sz w:val="24"/>
+          <w:sz w:val="22"/>
           <w:sz w:val="22"/>
           <w:szCs w:val="22"/>
           <w:vertAlign w:val="baseline"/>
@@ -4154,7 +4104,7 @@
         </w:numPr>
         <w:shd w:val="clear" w:fill="auto"/>
         <w:spacing w:lineRule="auto" w:line="276" w:before="0" w:after="0"/>
-        <w:ind w:left="-566" w:right="0" w:hanging="0"/>
+        <w:ind w:hanging="0" w:left="-566" w:right="0"/>
         <w:jc w:val="left"/>
         <w:rPr>
           <w:rFonts w:ascii="Arial" w:hAnsi="Arial" w:eastAsia="Arial" w:cs="Arial"/>
@@ -4166,7 +4116,7 @@
           <w:dstrike w:val="false"/>
           <w:color w:val="000000"/>
           <w:position w:val="0"/>
-          <w:sz w:val="24"/>
+          <w:sz w:val="22"/>
           <w:sz w:val="22"/>
           <w:szCs w:val="22"/>
           <w:vertAlign w:val="baseline"/>
@@ -4205,7 +4155,7 @@
         </w:numPr>
         <w:shd w:val="clear" w:fill="auto"/>
         <w:spacing w:lineRule="auto" w:line="276" w:before="0" w:after="0"/>
-        <w:ind w:left="-566" w:right="0" w:hanging="0"/>
+        <w:ind w:hanging="0" w:left="-566" w:right="0"/>
         <w:jc w:val="left"/>
         <w:rPr>
           <w:rFonts w:ascii="Arial" w:hAnsi="Arial" w:eastAsia="Arial" w:cs="Arial"/>
@@ -4217,7 +4167,7 @@
           <w:dstrike w:val="false"/>
           <w:color w:val="000000"/>
           <w:position w:val="0"/>
-          <w:sz w:val="24"/>
+          <w:sz w:val="22"/>
           <w:sz w:val="22"/>
           <w:szCs w:val="22"/>
           <w:vertAlign w:val="baseline"/>
@@ -4256,7 +4206,7 @@
         </w:numPr>
         <w:shd w:val="clear" w:fill="auto"/>
         <w:spacing w:lineRule="auto" w:line="276" w:before="0" w:after="0"/>
-        <w:ind w:left="-566" w:right="0" w:hanging="0"/>
+        <w:ind w:hanging="0" w:left="-566" w:right="0"/>
         <w:jc w:val="left"/>
         <w:rPr>
           <w:rFonts w:ascii="Arial" w:hAnsi="Arial" w:eastAsia="Arial" w:cs="Arial"/>
@@ -4268,7 +4218,7 @@
           <w:dstrike w:val="false"/>
           <w:color w:val="000000"/>
           <w:position w:val="0"/>
-          <w:sz w:val="24"/>
+          <w:sz w:val="22"/>
           <w:sz w:val="22"/>
           <w:szCs w:val="22"/>
           <w:vertAlign w:val="baseline"/>
@@ -4303,7 +4253,7 @@
         <w:widowControl/>
         <w:shd w:val="clear" w:fill="auto"/>
         <w:spacing w:lineRule="auto" w:line="276" w:before="0" w:after="0"/>
-        <w:ind w:left="-566" w:right="0" w:hanging="0"/>
+        <w:ind w:hanging="0" w:left="-566" w:right="0"/>
         <w:jc w:val="left"/>
         <w:rPr>
           <w:rFonts w:ascii="Arial" w:hAnsi="Arial" w:eastAsia="Arial" w:cs="Arial"/>
@@ -4353,21 +4303,20 @@
         </w:numPr>
         <w:shd w:val="clear" w:fill="auto"/>
         <w:spacing w:lineRule="auto" w:line="276" w:before="0" w:after="0"/>
-        <w:ind w:left="-566" w:right="0" w:hanging="0"/>
+        <w:ind w:hanging="0" w:left="-566" w:right="0"/>
         <w:jc w:val="center"/>
         <w:rPr>
           <w:rFonts w:ascii="Arial" w:hAnsi="Arial" w:eastAsia="Arial" w:cs="Arial"/>
           <w:b/>
-          <w:b/>
-          <w:i w:val="false"/>
-          <w:i w:val="false"/>
-          <w:caps w:val="false"/>
-          <w:smallCaps w:val="false"/>
-          <w:strike w:val="false"/>
-          <w:dstrike w:val="false"/>
-          <w:color w:val="000000"/>
-          <w:position w:val="0"/>
-          <w:sz w:val="24"/>
+          <w:i w:val="false"/>
+          <w:i w:val="false"/>
+          <w:caps w:val="false"/>
+          <w:smallCaps w:val="false"/>
+          <w:strike w:val="false"/>
+          <w:dstrike w:val="false"/>
+          <w:color w:val="000000"/>
+          <w:position w:val="0"/>
+          <w:sz w:val="22"/>
           <w:sz w:val="22"/>
           <w:szCs w:val="22"/>
           <w:vertAlign w:val="baseline"/>
@@ -4407,7 +4356,7 @@
         </w:numPr>
         <w:shd w:val="clear" w:fill="auto"/>
         <w:spacing w:lineRule="auto" w:line="276" w:before="0" w:after="0"/>
-        <w:ind w:left="-566" w:right="0" w:hanging="0"/>
+        <w:ind w:hanging="0" w:left="-566" w:right="0"/>
         <w:jc w:val="left"/>
         <w:rPr>
           <w:rFonts w:ascii="Arial" w:hAnsi="Arial" w:eastAsia="Arial" w:cs="Arial"/>
@@ -4419,7 +4368,7 @@
           <w:dstrike w:val="false"/>
           <w:color w:val="000000"/>
           <w:position w:val="0"/>
-          <w:sz w:val="24"/>
+          <w:sz w:val="22"/>
           <w:sz w:val="22"/>
           <w:szCs w:val="22"/>
           <w:vertAlign w:val="baseline"/>
@@ -4458,7 +4407,7 @@
         </w:numPr>
         <w:shd w:val="clear" w:fill="auto"/>
         <w:spacing w:lineRule="auto" w:line="276" w:before="0" w:after="0"/>
-        <w:ind w:left="-566" w:right="0" w:hanging="0"/>
+        <w:ind w:hanging="0" w:left="-566" w:right="0"/>
         <w:jc w:val="left"/>
         <w:rPr>
           <w:rFonts w:ascii="Arial" w:hAnsi="Arial" w:eastAsia="Arial" w:cs="Arial"/>
@@ -4470,7 +4419,7 @@
           <w:dstrike w:val="false"/>
           <w:color w:val="000000"/>
           <w:position w:val="0"/>
-          <w:sz w:val="24"/>
+          <w:sz w:val="22"/>
           <w:sz w:val="22"/>
           <w:szCs w:val="22"/>
           <w:vertAlign w:val="baseline"/>
@@ -4509,7 +4458,7 @@
         </w:numPr>
         <w:shd w:val="clear" w:fill="auto"/>
         <w:spacing w:lineRule="auto" w:line="276" w:before="0" w:after="0"/>
-        <w:ind w:left="-566" w:right="0" w:hanging="0"/>
+        <w:ind w:hanging="0" w:left="-566" w:right="0"/>
         <w:jc w:val="left"/>
         <w:rPr>
           <w:rFonts w:ascii="Arial" w:hAnsi="Arial" w:eastAsia="Arial" w:cs="Arial"/>
@@ -4521,7 +4470,7 @@
           <w:dstrike w:val="false"/>
           <w:color w:val="000000"/>
           <w:position w:val="0"/>
-          <w:sz w:val="24"/>
+          <w:sz w:val="22"/>
           <w:sz w:val="22"/>
           <w:szCs w:val="22"/>
           <w:vertAlign w:val="baseline"/>
@@ -4549,14 +4498,387 @@
     </w:p>
     <w:p>
       <w:pPr>
-        <w:pStyle w:val="Normal"/>
-        <w:keepNext w:val="false"/>
-        <w:keepLines w:val="false"/>
-        <w:pageBreakBefore w:val="false"/>
-        <w:widowControl/>
+        <w:pStyle w:val="normal1"/>
+        <w:keepNext w:val="false"/>
+        <w:keepLines w:val="false"/>
+        <w:pageBreakBefore w:val="false"/>
+        <w:widowControl/>
+        <w:pBdr/>
         <w:shd w:val="clear" w:fill="auto"/>
         <w:spacing w:lineRule="auto" w:line="276" w:before="0" w:after="160"/>
-        <w:ind w:left="-566" w:right="0" w:hanging="0"/>
+        <w:ind w:hanging="0" w:left="-566" w:right="0"/>
+        <w:jc w:val="left"/>
+        <w:rPr>
+          <w:rFonts w:ascii="Arial" w:hAnsi="Arial" w:eastAsia="Arial" w:cs="Arial"/>
+          <w:sz w:val="22"/>
+          <w:szCs w:val="22"/>
+        </w:rPr>
+      </w:pPr>
+      <w:r>
+        <w:rPr>
+          <w:rFonts w:eastAsia="Arial" w:cs="Arial" w:ascii="Arial" w:hAnsi="Arial"/>
+          <w:sz w:val="22"/>
+          <w:szCs w:val="22"/>
+        </w:rPr>
+      </w:r>
+    </w:p>
+    <w:p>
+      <w:pPr>
+        <w:pStyle w:val="normal1"/>
+        <w:numPr>
+          <w:ilvl w:val="0"/>
+          <w:numId w:val="1"/>
+        </w:numPr>
+        <w:spacing w:lineRule="auto" w:line="240" w:before="0" w:after="0"/>
+        <w:ind w:hanging="0" w:left="-566"/>
+        <w:jc w:val="center"/>
+        <w:rPr>
+          <w:rFonts w:ascii="Arial" w:hAnsi="Arial" w:eastAsia="Arial" w:cs="Arial"/>
+          <w:b/>
+          <w:sz w:val="22"/>
+          <w:szCs w:val="22"/>
+        </w:rPr>
+      </w:pPr>
+      <w:r>
+        <w:rPr>
+          <w:rFonts w:eastAsia="Arial" w:cs="Arial" w:ascii="Arial" w:hAnsi="Arial"/>
+          <w:b/>
+          <w:sz w:val="22"/>
+          <w:szCs w:val="22"/>
+        </w:rPr>
+        <w:t>Политика возврата денежных средств с баланса</w:t>
+      </w:r>
+    </w:p>
+    <w:p>
+      <w:pPr>
+        <w:pStyle w:val="normal1"/>
+        <w:keepNext w:val="false"/>
+        <w:keepLines w:val="false"/>
+        <w:pageBreakBefore w:val="false"/>
+        <w:widowControl/>
+        <w:numPr>
+          <w:ilvl w:val="1"/>
+          <w:numId w:val="1"/>
+        </w:numPr>
+        <w:pBdr/>
+        <w:shd w:val="clear" w:fill="auto"/>
+        <w:spacing w:lineRule="auto" w:line="276" w:before="0" w:after="0"/>
+        <w:ind w:hanging="0" w:left="-566" w:right="0"/>
+        <w:jc w:val="left"/>
+        <w:rPr>
+          <w:rFonts w:ascii="Arial" w:hAnsi="Arial" w:eastAsia="Arial" w:cs="Arial"/>
+          <w:sz w:val="22"/>
+          <w:szCs w:val="22"/>
+        </w:rPr>
+      </w:pPr>
+      <w:r>
+        <w:rPr>
+          <w:rFonts w:eastAsia="Arial" w:cs="Arial" w:ascii="Arial" w:hAnsi="Arial"/>
+          <w:sz w:val="22"/>
+          <w:szCs w:val="22"/>
+        </w:rPr>
+        <w:t>Пользователь вправе подать заявку на возврат (вывод) денежных средств, находящихся на балансе его Персонального кошелька, на те же реквизиты, с которых было осуществлено пополнение баланса.</w:t>
+      </w:r>
+    </w:p>
+    <w:p>
+      <w:pPr>
+        <w:pStyle w:val="normal1"/>
+        <w:keepNext w:val="false"/>
+        <w:keepLines w:val="false"/>
+        <w:pageBreakBefore w:val="false"/>
+        <w:widowControl/>
+        <w:numPr>
+          <w:ilvl w:val="1"/>
+          <w:numId w:val="1"/>
+        </w:numPr>
+        <w:pBdr/>
+        <w:shd w:val="clear" w:fill="auto"/>
+        <w:spacing w:lineRule="auto" w:line="276" w:before="0" w:after="0"/>
+        <w:ind w:hanging="0" w:left="-566" w:right="0"/>
+        <w:jc w:val="left"/>
+        <w:rPr>
+          <w:rFonts w:ascii="Arial" w:hAnsi="Arial" w:eastAsia="Arial" w:cs="Arial"/>
+          <w:sz w:val="22"/>
+          <w:szCs w:val="22"/>
+        </w:rPr>
+      </w:pPr>
+      <w:r>
+        <w:rPr>
+          <w:rFonts w:eastAsia="Arial" w:cs="Arial" w:ascii="Arial" w:hAnsi="Arial"/>
+          <w:sz w:val="22"/>
+          <w:szCs w:val="22"/>
+        </w:rPr>
+        <w:t>Заявка на вывод средств подается Пользователем через личный кабинет или по электронному адресу Исполнителя, указанному на Платформе.</w:t>
+      </w:r>
+    </w:p>
+    <w:p>
+      <w:pPr>
+        <w:pStyle w:val="normal1"/>
+        <w:keepNext w:val="false"/>
+        <w:keepLines w:val="false"/>
+        <w:pageBreakBefore w:val="false"/>
+        <w:widowControl/>
+        <w:numPr>
+          <w:ilvl w:val="1"/>
+          <w:numId w:val="1"/>
+        </w:numPr>
+        <w:pBdr/>
+        <w:shd w:val="clear" w:fill="auto"/>
+        <w:spacing w:lineRule="auto" w:line="276" w:before="0" w:after="0"/>
+        <w:ind w:hanging="0" w:left="-566" w:right="0"/>
+        <w:jc w:val="left"/>
+        <w:rPr>
+          <w:rFonts w:ascii="Arial" w:hAnsi="Arial" w:eastAsia="Arial" w:cs="Arial"/>
+          <w:sz w:val="22"/>
+          <w:szCs w:val="22"/>
+        </w:rPr>
+      </w:pPr>
+      <w:r>
+        <w:rPr>
+          <w:rFonts w:eastAsia="Arial" w:cs="Arial" w:ascii="Arial" w:hAnsi="Arial"/>
+          <w:sz w:val="22"/>
+          <w:szCs w:val="22"/>
+        </w:rPr>
+        <w:t>Исполнитель осуществляет обработку и перечисление денежных средств в течение 30 (тридцати) календарных дней с момента подачи Пользователем корректно оформленной заявки.</w:t>
+      </w:r>
+    </w:p>
+    <w:p>
+      <w:pPr>
+        <w:pStyle w:val="normal1"/>
+        <w:keepNext w:val="false"/>
+        <w:keepLines w:val="false"/>
+        <w:pageBreakBefore w:val="false"/>
+        <w:widowControl/>
+        <w:numPr>
+          <w:ilvl w:val="1"/>
+          <w:numId w:val="1"/>
+        </w:numPr>
+        <w:pBdr/>
+        <w:shd w:val="clear" w:fill="auto"/>
+        <w:spacing w:lineRule="auto" w:line="276" w:before="0" w:after="0"/>
+        <w:ind w:hanging="0" w:left="-566" w:right="0"/>
+        <w:jc w:val="left"/>
+        <w:rPr>
+          <w:rFonts w:ascii="Arial" w:hAnsi="Arial" w:eastAsia="Arial" w:cs="Arial"/>
+          <w:sz w:val="22"/>
+          <w:szCs w:val="22"/>
+        </w:rPr>
+      </w:pPr>
+      <w:r>
+        <w:rPr>
+          <w:rFonts w:eastAsia="Arial" w:cs="Arial" w:ascii="Arial" w:hAnsi="Arial"/>
+          <w:sz w:val="22"/>
+          <w:szCs w:val="22"/>
+        </w:rPr>
+        <w:t>Основанием для отказа в выводе средств может являться:</w:t>
+      </w:r>
+    </w:p>
+    <w:p>
+      <w:pPr>
+        <w:pStyle w:val="normal1"/>
+        <w:keepNext w:val="false"/>
+        <w:keepLines w:val="false"/>
+        <w:pageBreakBefore w:val="false"/>
+        <w:widowControl/>
+        <w:numPr>
+          <w:ilvl w:val="1"/>
+          <w:numId w:val="1"/>
+        </w:numPr>
+        <w:pBdr/>
+        <w:shd w:val="clear" w:fill="auto"/>
+        <w:spacing w:lineRule="auto" w:line="276" w:before="0" w:after="0"/>
+        <w:ind w:hanging="0" w:left="-566" w:right="0"/>
+        <w:jc w:val="left"/>
+        <w:rPr>
+          <w:rFonts w:ascii="Arial" w:hAnsi="Arial" w:eastAsia="Arial" w:cs="Arial"/>
+          <w:sz w:val="22"/>
+          <w:szCs w:val="22"/>
+        </w:rPr>
+      </w:pPr>
+      <w:r>
+        <w:rPr>
+          <w:rFonts w:eastAsia="Arial" w:cs="Arial" w:ascii="Arial" w:hAnsi="Arial"/>
+          <w:sz w:val="22"/>
+          <w:szCs w:val="22"/>
+        </w:rPr>
+        <w:t>некорректно указанные реквизиты;</w:t>
+        <w:br/>
+        <w:t>несоответствие данных Пользователя данным, указанным при регистрации и пополнении баланса;</w:t>
+      </w:r>
+    </w:p>
+    <w:p>
+      <w:pPr>
+        <w:pStyle w:val="normal1"/>
+        <w:keepNext w:val="false"/>
+        <w:keepLines w:val="false"/>
+        <w:pageBreakBefore w:val="false"/>
+        <w:widowControl/>
+        <w:numPr>
+          <w:ilvl w:val="1"/>
+          <w:numId w:val="1"/>
+        </w:numPr>
+        <w:pBdr/>
+        <w:shd w:val="clear" w:fill="auto"/>
+        <w:spacing w:lineRule="auto" w:line="276" w:before="0" w:after="0"/>
+        <w:ind w:hanging="0" w:left="-566" w:right="0"/>
+        <w:jc w:val="left"/>
+        <w:rPr>
+          <w:rFonts w:ascii="Arial" w:hAnsi="Arial" w:eastAsia="Arial" w:cs="Arial"/>
+          <w:sz w:val="22"/>
+          <w:szCs w:val="22"/>
+        </w:rPr>
+      </w:pPr>
+      <w:r>
+        <w:rPr>
+          <w:rFonts w:eastAsia="Arial" w:cs="Arial" w:ascii="Arial" w:hAnsi="Arial"/>
+          <w:sz w:val="22"/>
+          <w:szCs w:val="22"/>
+        </w:rPr>
+        <w:t xml:space="preserve">иные обстоятельства, требующие подтверждения личности Пользователя в целях соблюдения требований законодательства РФ, включая Федеральный закон № 115-ФЗ «О противодействии легализации (отмыванию) доходов, полученных преступным путем, и финансированию терроризма». </w:t>
+      </w:r>
+    </w:p>
+    <w:p>
+      <w:pPr>
+        <w:pStyle w:val="normal1"/>
+        <w:keepNext w:val="false"/>
+        <w:keepLines w:val="false"/>
+        <w:pageBreakBefore w:val="false"/>
+        <w:widowControl/>
+        <w:numPr>
+          <w:ilvl w:val="1"/>
+          <w:numId w:val="1"/>
+        </w:numPr>
+        <w:pBdr/>
+        <w:shd w:val="clear" w:fill="auto"/>
+        <w:spacing w:lineRule="auto" w:line="276" w:before="0" w:after="0"/>
+        <w:ind w:hanging="0" w:left="-566" w:right="0"/>
+        <w:jc w:val="left"/>
+        <w:rPr>
+          <w:rFonts w:ascii="Arial" w:hAnsi="Arial" w:eastAsia="Arial" w:cs="Arial"/>
+          <w:sz w:val="22"/>
+          <w:szCs w:val="22"/>
+        </w:rPr>
+      </w:pPr>
+      <w:r>
+        <w:rPr>
+          <w:rFonts w:eastAsia="Arial" w:cs="Arial" w:ascii="Arial" w:hAnsi="Arial"/>
+          <w:sz w:val="22"/>
+          <w:szCs w:val="22"/>
+        </w:rPr>
+        <w:t xml:space="preserve"> </w:t>
+      </w:r>
+      <w:r>
+        <w:rPr>
+          <w:rFonts w:eastAsia="Arial" w:cs="Arial" w:ascii="Arial" w:hAnsi="Arial"/>
+          <w:sz w:val="22"/>
+          <w:szCs w:val="22"/>
+        </w:rPr>
+        <w:t>В случае отказа Исполнителя в обработке заявки Пользователю направляется уведомление с указанием причины отказа и просьбой подать новую корректную заявку.</w:t>
+      </w:r>
+    </w:p>
+    <w:p>
+      <w:pPr>
+        <w:pStyle w:val="normal1"/>
+        <w:keepNext w:val="false"/>
+        <w:keepLines w:val="false"/>
+        <w:pageBreakBefore w:val="false"/>
+        <w:widowControl/>
+        <w:numPr>
+          <w:ilvl w:val="1"/>
+          <w:numId w:val="1"/>
+        </w:numPr>
+        <w:pBdr/>
+        <w:shd w:val="clear" w:fill="auto"/>
+        <w:spacing w:lineRule="auto" w:line="276" w:before="0" w:after="0"/>
+        <w:ind w:hanging="0" w:left="-566" w:right="0"/>
+        <w:jc w:val="left"/>
+        <w:rPr>
+          <w:rFonts w:ascii="Arial" w:hAnsi="Arial" w:eastAsia="Arial" w:cs="Arial"/>
+          <w:sz w:val="22"/>
+          <w:szCs w:val="22"/>
+        </w:rPr>
+      </w:pPr>
+      <w:r>
+        <w:rPr>
+          <w:rFonts w:eastAsia="Arial" w:cs="Arial" w:ascii="Arial" w:hAnsi="Arial"/>
+          <w:sz w:val="22"/>
+          <w:szCs w:val="22"/>
+        </w:rPr>
+        <w:t>Сумма вывода должна быть равна текущему балансу Пользователя. Частичный вывод средств не допускается в целях соблюдения финансовой безопасности Исполнителя и предотвращения рисков, связанных с нарушением законодательства РФ.</w:t>
+      </w:r>
+    </w:p>
+    <w:p>
+      <w:pPr>
+        <w:pStyle w:val="normal1"/>
+        <w:keepNext w:val="false"/>
+        <w:keepLines w:val="false"/>
+        <w:pageBreakBefore w:val="false"/>
+        <w:widowControl/>
+        <w:numPr>
+          <w:ilvl w:val="1"/>
+          <w:numId w:val="1"/>
+        </w:numPr>
+        <w:pBdr/>
+        <w:shd w:val="clear" w:fill="auto"/>
+        <w:spacing w:lineRule="auto" w:line="276" w:before="0" w:after="0"/>
+        <w:ind w:hanging="0" w:left="-566" w:right="0"/>
+        <w:jc w:val="left"/>
+        <w:rPr>
+          <w:rFonts w:ascii="Arial" w:hAnsi="Arial" w:eastAsia="Arial" w:cs="Arial"/>
+          <w:sz w:val="22"/>
+          <w:szCs w:val="22"/>
+        </w:rPr>
+      </w:pPr>
+      <w:r>
+        <w:rPr>
+          <w:rFonts w:eastAsia="Arial" w:cs="Arial" w:ascii="Arial" w:hAnsi="Arial"/>
+          <w:sz w:val="22"/>
+          <w:szCs w:val="22"/>
+        </w:rPr>
+        <w:t>Исполнитель не удерживает комиссию за вывод средств, кроме случаев, когда банковские или иные платежные системы взимают комиссионное вознаграждение, о чем Пользователь уведомляется заранее.</w:t>
+      </w:r>
+    </w:p>
+    <w:p>
+      <w:pPr>
+        <w:pStyle w:val="normal1"/>
+        <w:keepNext w:val="false"/>
+        <w:keepLines w:val="false"/>
+        <w:pageBreakBefore w:val="false"/>
+        <w:widowControl/>
+        <w:numPr>
+          <w:ilvl w:val="1"/>
+          <w:numId w:val="1"/>
+        </w:numPr>
+        <w:pBdr/>
+        <w:shd w:val="clear" w:fill="auto"/>
+        <w:spacing w:lineRule="auto" w:line="276" w:before="0" w:after="0"/>
+        <w:ind w:hanging="0" w:left="-566" w:right="0"/>
+        <w:jc w:val="left"/>
+        <w:rPr>
+          <w:rFonts w:ascii="Arial" w:hAnsi="Arial" w:eastAsia="Arial" w:cs="Arial"/>
+          <w:sz w:val="22"/>
+          <w:szCs w:val="22"/>
+        </w:rPr>
+      </w:pPr>
+      <w:r>
+        <w:rPr>
+          <w:rFonts w:eastAsia="Arial" w:cs="Arial" w:ascii="Arial" w:hAnsi="Arial"/>
+          <w:sz w:val="22"/>
+          <w:szCs w:val="22"/>
+        </w:rPr>
+        <w:t>После обработки заявки и перечисления средств обязательства Исполнителя по возврату считаются исполненными в полном объеме.</w:t>
+      </w:r>
+    </w:p>
+    <w:p>
+      <w:pPr>
+        <w:pStyle w:val="normal1"/>
+        <w:keepNext w:val="false"/>
+        <w:keepLines w:val="false"/>
+        <w:widowControl/>
+        <w:pBdr/>
+        <w:shd w:val="clear" w:fill="auto"/>
+        <w:spacing w:lineRule="auto" w:line="276" w:before="0" w:after="0"/>
+        <w:ind w:hanging="0" w:left="792" w:right="0"/>
         <w:jc w:val="left"/>
         <w:rPr>
           <w:rFonts w:ascii="Arial" w:hAnsi="Arial" w:eastAsia="Arial" w:cs="Arial"/>
@@ -4577,7 +4899,7 @@
         <w:pStyle w:val="Normal"/>
         <w:widowControl w:val="false"/>
         <w:spacing w:lineRule="auto" w:line="240" w:before="312" w:after="0"/>
-        <w:ind w:left="1800" w:firstLine="360"/>
+        <w:ind w:firstLine="360" w:left="1800"/>
         <w:jc w:val="left"/>
         <w:rPr/>
       </w:pPr>
@@ -4588,7 +4910,26 @@
           <w:sz w:val="22"/>
           <w:szCs w:val="22"/>
         </w:rPr>
-        <w:t xml:space="preserve">13. РЕКВИЗИТЫ ОПЕРАТОРА </w:t>
+        <w:t>1</w:t>
+      </w:r>
+      <w:r>
+        <w:rPr>
+          <w:rFonts w:eastAsia="Arial" w:cs="Arial" w:ascii="Arial" w:hAnsi="Arial"/>
+          <w:b/>
+          <w:sz w:val="22"/>
+          <w:szCs w:val="22"/>
+          <w:lang w:val="en-US"/>
+        </w:rPr>
+        <w:t>4</w:t>
+      </w:r>
+      <w:r>
+        <w:rPr>
+          <w:rFonts w:eastAsia="Arial" w:cs="Arial" w:ascii="Arial" w:hAnsi="Arial"/>
+          <w:b/>
+          <w:sz w:val="22"/>
+          <w:szCs w:val="22"/>
+        </w:rPr>
+        <w:t xml:space="preserve">. РЕКВИЗИТЫ ОПЕРАТОРА </w:t>
       </w:r>
       <w:r>
         <w:rPr>
@@ -4606,6 +4947,7 @@
         <w:tblW w:w="9356" w:type="dxa"/>
         <w:jc w:val="left"/>
         <w:tblInd w:w="6" w:type="dxa"/>
+        <w:tblLayout w:type="fixed"/>
         <w:tblCellMar>
           <w:top w:w="100" w:type="dxa"/>
           <w:left w:w="100" w:type="dxa"/>
@@ -4701,7 +5043,7 @@
               <w:pStyle w:val="Normal"/>
               <w:widowControl w:val="false"/>
               <w:spacing w:lineRule="auto" w:line="240" w:before="0" w:after="0"/>
-              <w:ind w:left="0" w:hanging="0"/>
+              <w:ind w:hanging="0" w:left="0"/>
               <w:rPr/>
             </w:pPr>
             <w:r>
@@ -4764,7 +5106,7 @@
               <w:pStyle w:val="Normal"/>
               <w:widowControl w:val="false"/>
               <w:spacing w:lineRule="auto" w:line="240" w:before="0" w:after="0"/>
-              <w:ind w:left="0" w:hanging="0"/>
+              <w:ind w:hanging="0" w:left="0"/>
               <w:rPr/>
             </w:pPr>
             <w:r>
@@ -5147,7 +5489,7 @@
               <w:pStyle w:val="Normal"/>
               <w:widowControl w:val="false"/>
               <w:spacing w:lineRule="auto" w:line="240" w:before="0" w:after="0"/>
-              <w:ind w:left="0" w:hanging="0"/>
+              <w:ind w:hanging="0" w:left="0"/>
               <w:rPr/>
             </w:pPr>
             <w:r>
@@ -5183,7 +5525,7 @@
             <w:hyperlink r:id="rId4">
               <w:r>
                 <w:rPr>
-                  <w:rStyle w:val="ListLabel2"/>
+                  <w:rStyle w:val="Style"/>
                   <w:rFonts w:eastAsia="Arial" w:cs="Arial" w:ascii="Arial" w:hAnsi="Arial"/>
                   <w:color w:val="1155CC"/>
                   <w:sz w:val="20"/>
@@ -5213,7 +5555,7 @@
         <w:widowControl w:val="false"/>
         <w:shd w:val="clear" w:fill="auto"/>
         <w:spacing w:lineRule="auto" w:line="276" w:before="0" w:after="0"/>
-        <w:ind w:left="-566" w:right="0" w:hanging="0"/>
+        <w:ind w:hanging="0" w:left="-566" w:right="0"/>
         <w:jc w:val="left"/>
         <w:rPr>
           <w:rFonts w:ascii="Arial" w:hAnsi="Arial" w:eastAsia="Arial" w:cs="Arial"/>
@@ -5234,7 +5576,7 @@
         <w:pStyle w:val="Normal"/>
         <w:widowControl w:val="false"/>
         <w:spacing w:lineRule="auto" w:line="240" w:before="312" w:after="0"/>
-        <w:ind w:left="1800" w:firstLine="360"/>
+        <w:ind w:firstLine="360" w:left="1800"/>
         <w:rPr/>
       </w:pPr>
       <w:r>
@@ -5244,7 +5586,26 @@
           <w:sz w:val="22"/>
           <w:szCs w:val="22"/>
         </w:rPr>
-        <w:t xml:space="preserve">14. РЕКВИЗИТЫ ПОЛЬЗОВАТЕЛЯ </w:t>
+        <w:t>1</w:t>
+      </w:r>
+      <w:r>
+        <w:rPr>
+          <w:rFonts w:eastAsia="Arial" w:cs="Arial" w:ascii="Arial" w:hAnsi="Arial"/>
+          <w:b/>
+          <w:sz w:val="22"/>
+          <w:szCs w:val="22"/>
+          <w:lang w:val="en-US"/>
+        </w:rPr>
+        <w:t>5</w:t>
+      </w:r>
+      <w:r>
+        <w:rPr>
+          <w:rFonts w:eastAsia="Arial" w:cs="Arial" w:ascii="Arial" w:hAnsi="Arial"/>
+          <w:b/>
+          <w:sz w:val="22"/>
+          <w:szCs w:val="22"/>
+        </w:rPr>
+        <w:t xml:space="preserve">. РЕКВИЗИТЫ ПОЛЬЗОВАТЕЛЯ </w:t>
       </w:r>
       <w:r>
         <w:rPr>
@@ -5262,6 +5623,7 @@
         <w:tblW w:w="9071" w:type="dxa"/>
         <w:jc w:val="left"/>
         <w:tblInd w:w="0" w:type="dxa"/>
+        <w:tblLayout w:type="fixed"/>
         <w:tblCellMar>
           <w:top w:w="100" w:type="dxa"/>
           <w:left w:w="100" w:type="dxa"/>
@@ -5775,7 +6137,7 @@
         <w:widowControl w:val="false"/>
         <w:bidi w:val="0"/>
         <w:spacing w:lineRule="auto" w:line="240" w:before="312" w:after="0"/>
-        <w:ind w:left="0" w:right="0" w:firstLine="360"/>
+        <w:ind w:firstLine="360" w:left="0" w:right="0"/>
         <w:jc w:val="center"/>
         <w:rPr/>
       </w:pPr>
@@ -5796,7 +6158,7 @@
           <w:szCs w:val="22"/>
           <w:lang w:val="en-US"/>
         </w:rPr>
-        <w:t>5</w:t>
+        <w:t>6</w:t>
       </w:r>
       <w:r>
         <w:rPr>
@@ -5823,6 +6185,7 @@
         <w:tblW w:w="9349" w:type="dxa"/>
         <w:jc w:val="left"/>
         <w:tblInd w:w="-113" w:type="dxa"/>
+        <w:tblLayout w:type="fixed"/>
         <w:tblCellMar>
           <w:top w:w="0" w:type="dxa"/>
           <w:left w:w="108" w:type="dxa"/>
@@ -5854,7 +6217,6 @@
               <w:spacing w:lineRule="auto" w:line="240" w:before="0" w:after="0"/>
               <w:jc w:val="center"/>
               <w:rPr>
-                <w:b/>
                 <w:b/>
                 <w:sz w:val="20"/>
                 <w:szCs w:val="20"/>
@@ -5891,7 +6253,6 @@
               <w:jc w:val="center"/>
               <w:rPr>
                 <w:b/>
-                <w:b/>
                 <w:sz w:val="20"/>
                 <w:szCs w:val="20"/>
               </w:rPr>
@@ -5922,7 +6283,6 @@
               <w:spacing w:lineRule="auto" w:line="240" w:before="0" w:after="0"/>
               <w:jc w:val="left"/>
               <w:rPr>
-                <w:b/>
                 <w:b/>
                 <w:sz w:val="20"/>
                 <w:szCs w:val="20"/>
@@ -5975,8 +6335,8 @@
               <w:jc w:val="center"/>
               <w:rPr/>
             </w:pPr>
-            <w:bookmarkStart w:id="2" w:name="__DdeLink__496_980761781"/>
-            <w:bookmarkStart w:id="3" w:name="__DdeLink__492_4279506298"/>
+            <w:bookmarkStart w:id="2" w:name="__DdeLink__492_4279506298"/>
+            <w:bookmarkStart w:id="3" w:name="__DdeLink__496_980761781"/>
             <w:r>
               <w:rPr>
                 <w:sz w:val="20"/>
@@ -6082,42 +6442,7 @@
                 <w:sz w:val="21"/>
                 <w:szCs w:val="21"/>
               </w:rPr>
-              <w:t xml:space="preserve">________________________ / </w:t>
-            </w:r>
-            <w:r>
-              <w:rPr>
-                <w:sz w:val="21"/>
-                <w:szCs w:val="21"/>
-              </w:rPr>
-              <w:t>Е</w:t>
-            </w:r>
-            <w:r>
-              <w:rPr>
-                <w:sz w:val="21"/>
-                <w:szCs w:val="21"/>
-              </w:rPr>
-              <w:t>.</w:t>
-            </w:r>
-            <w:r>
-              <w:rPr>
-                <w:sz w:val="21"/>
-                <w:szCs w:val="21"/>
-              </w:rPr>
-              <w:t>Ю</w:t>
-            </w:r>
-            <w:r>
-              <w:rPr>
-                <w:sz w:val="21"/>
-                <w:szCs w:val="21"/>
-              </w:rPr>
-              <w:t xml:space="preserve">. </w:t>
-            </w:r>
-            <w:r>
-              <w:rPr>
-                <w:sz w:val="21"/>
-                <w:szCs w:val="21"/>
-              </w:rPr>
-              <w:t>Баль</w:t>
+              <w:t>________________________ / Е.Ю. Баль</w:t>
             </w:r>
           </w:p>
         </w:tc>
@@ -6169,10 +6494,12 @@
       </w:r>
     </w:p>
     <w:sectPr>
-      <w:headerReference w:type="default" r:id="rId5"/>
+      <w:headerReference w:type="even" r:id="rId5"/>
+      <w:headerReference w:type="default" r:id="rId6"/>
+      <w:headerReference w:type="first" r:id="rId7"/>
       <w:type w:val="nextPage"/>
       <w:pgSz w:w="11906" w:h="16838"/>
-      <w:pgMar w:left="1701" w:right="850" w:header="708" w:top="1134" w:footer="0" w:bottom="1134" w:gutter="0"/>
+      <w:pgMar w:left="1701" w:right="850" w:gutter="0" w:header="708" w:top="1134" w:footer="0" w:bottom="1134"/>
       <w:pgNumType w:start="1" w:fmt="decimal"/>
       <w:formProt w:val="false"/>
       <w:textDirection w:val="lrTb"/>
@@ -6183,7 +6510,48 @@
 </file>
 
 <file path=word/header1.xml><?xml version="1.0" encoding="utf-8"?>
-<w:hdr xmlns:o="urn:schemas-microsoft-com:office:office" xmlns:r="http://schemas.openxmlformats.org/officeDocument/2006/relationships" xmlns:v="urn:schemas-microsoft-com:vml" xmlns:w="http://schemas.openxmlformats.org/wordprocessingml/2006/main" xmlns:w10="urn:schemas-microsoft-com:office:word" xmlns:wp="http://schemas.openxmlformats.org/drawingml/2006/wordprocessingDrawing" xmlns:wps="http://schemas.microsoft.com/office/word/2010/wordprocessingShape" xmlns:wpg="http://schemas.microsoft.com/office/word/2010/wordprocessingGroup" xmlns:mc="http://schemas.openxmlformats.org/markup-compatibility/2006" xmlns:wp14="http://schemas.microsoft.com/office/word/2010/wordprocessingDrawing" xmlns:w14="http://schemas.microsoft.com/office/word/2010/wordml" mc:Ignorable="w14 wp14">
+<w:hdr xmlns:o="urn:schemas-microsoft-com:office:office" xmlns:r="http://schemas.openxmlformats.org/officeDocument/2006/relationships" xmlns:v="urn:schemas-microsoft-com:vml" xmlns:w="http://schemas.openxmlformats.org/wordprocessingml/2006/main" xmlns:w10="urn:schemas-microsoft-com:office:word" xmlns:wp="http://schemas.openxmlformats.org/drawingml/2006/wordprocessingDrawing" xmlns:pic="http://schemas.openxmlformats.org/drawingml/2006/picture" xmlns:wps="http://schemas.microsoft.com/office/word/2010/wordprocessingShape" xmlns:wpg="http://schemas.microsoft.com/office/word/2010/wordprocessingGroup" xmlns:mc="http://schemas.openxmlformats.org/markup-compatibility/2006" xmlns:wp14="http://schemas.microsoft.com/office/word/2010/wordprocessingDrawing" xmlns:w14="http://schemas.microsoft.com/office/word/2010/wordml" xmlns:w15="http://schemas.microsoft.com/office/word/2012/wordml" mc:Ignorable="w14 wp14 w15">
+  <w:p>
+    <w:pPr>
+      <w:pStyle w:val="Header"/>
+      <w:spacing w:before="0" w:after="160"/>
+      <w:rPr/>
+    </w:pPr>
+    <w:r>
+      <w:rPr/>
+    </w:r>
+  </w:p>
+</w:hdr>
+</file>
+
+<file path=word/header2.xml><?xml version="1.0" encoding="utf-8"?>
+<w:hdr xmlns:o="urn:schemas-microsoft-com:office:office" xmlns:r="http://schemas.openxmlformats.org/officeDocument/2006/relationships" xmlns:v="urn:schemas-microsoft-com:vml" xmlns:w="http://schemas.openxmlformats.org/wordprocessingml/2006/main" xmlns:w10="urn:schemas-microsoft-com:office:word" xmlns:wp="http://schemas.openxmlformats.org/drawingml/2006/wordprocessingDrawing" xmlns:pic="http://schemas.openxmlformats.org/drawingml/2006/picture" xmlns:wps="http://schemas.microsoft.com/office/word/2010/wordprocessingShape" xmlns:wpg="http://schemas.microsoft.com/office/word/2010/wordprocessingGroup" xmlns:mc="http://schemas.openxmlformats.org/markup-compatibility/2006" xmlns:wp14="http://schemas.microsoft.com/office/word/2010/wordprocessingDrawing" xmlns:w14="http://schemas.microsoft.com/office/word/2010/wordml" xmlns:w15="http://schemas.microsoft.com/office/word/2012/wordml" mc:Ignorable="w14 wp14 w15">
+  <w:p>
+    <w:pPr>
+      <w:pStyle w:val="Normal"/>
+      <w:tabs>
+        <w:tab w:val="clear" w:pos="720"/>
+        <w:tab w:val="center" w:pos="4677" w:leader="none"/>
+        <w:tab w:val="right" w:pos="9355" w:leader="none"/>
+      </w:tabs>
+      <w:spacing w:lineRule="auto" w:line="240" w:before="0" w:after="0"/>
+      <w:jc w:val="right"/>
+      <w:rPr/>
+    </w:pPr>
+    <w:r>
+      <w:rPr>
+        <w:rFonts w:eastAsia="Arial" w:cs="Arial" w:ascii="Arial" w:hAnsi="Arial"/>
+        <w:sz w:val="22"/>
+        <w:szCs w:val="22"/>
+      </w:rPr>
+      <w:t>Редакция от 15.11. 2024 г.</w:t>
+    </w:r>
+  </w:p>
+</w:hdr>
+</file>
+
+<file path=word/header3.xml><?xml version="1.0" encoding="utf-8"?>
+<w:hdr xmlns:o="urn:schemas-microsoft-com:office:office" xmlns:r="http://schemas.openxmlformats.org/officeDocument/2006/relationships" xmlns:v="urn:schemas-microsoft-com:vml" xmlns:w="http://schemas.openxmlformats.org/wordprocessingml/2006/main" xmlns:w10="urn:schemas-microsoft-com:office:word" xmlns:wp="http://schemas.openxmlformats.org/drawingml/2006/wordprocessingDrawing" xmlns:pic="http://schemas.openxmlformats.org/drawingml/2006/picture" xmlns:wps="http://schemas.microsoft.com/office/word/2010/wordprocessingShape" xmlns:wpg="http://schemas.microsoft.com/office/word/2010/wordprocessingGroup" xmlns:mc="http://schemas.openxmlformats.org/markup-compatibility/2006" xmlns:wp14="http://schemas.microsoft.com/office/word/2010/wordprocessingDrawing" xmlns:w14="http://schemas.microsoft.com/office/word/2010/wordml" xmlns:w15="http://schemas.microsoft.com/office/word/2012/wordml" mc:Ignorable="w14 wp14 w15">
   <w:p>
     <w:pPr>
       <w:pStyle w:val="Normal"/>
@@ -6209,7 +6577,7 @@
 </file>
 
 <file path=word/numbering.xml><?xml version="1.0" encoding="utf-8"?>
-<w:numbering xmlns:w="http://schemas.openxmlformats.org/wordprocessingml/2006/main" xmlns:o="urn:schemas-microsoft-com:office:office" xmlns:r="http://schemas.openxmlformats.org/officeDocument/2006/relationships" xmlns:v="urn:schemas-microsoft-com:vml">
+<w:numbering xmlns:w="http://schemas.openxmlformats.org/wordprocessingml/2006/main" xmlns:o="urn:schemas-microsoft-com:office:office" xmlns:r="http://schemas.openxmlformats.org/officeDocument/2006/relationships" xmlns:v="urn:schemas-microsoft-com:vml" xmlns:mc="http://schemas.openxmlformats.org/markup-compatibility/2006" xmlns:w14="http://schemas.microsoft.com/office/word/2010/wordml" mc:Ignorable="w14">
   <w:abstractNum w:abstractNumId="1">
     <w:lvl w:ilvl="0">
       <w:start w:val="1"/>
@@ -6217,8 +6585,12 @@
       <w:lvlText w:val="%1."/>
       <w:lvlJc w:val="left"/>
       <w:pPr>
+        <w:tabs>
+          <w:tab w:val="num" w:pos="0"/>
+        </w:tabs>
         <w:ind w:left="360" w:hanging="360"/>
       </w:pPr>
+      <w:rPr/>
     </w:lvl>
     <w:lvl w:ilvl="1">
       <w:start w:val="1"/>
@@ -6226,8 +6598,12 @@
       <w:lvlText w:val="%1.%2."/>
       <w:lvlJc w:val="left"/>
       <w:pPr>
+        <w:tabs>
+          <w:tab w:val="num" w:pos="0"/>
+        </w:tabs>
         <w:ind w:left="792" w:hanging="432"/>
       </w:pPr>
+      <w:rPr/>
     </w:lvl>
     <w:lvl w:ilvl="2">
       <w:start w:val="1"/>
@@ -6235,8 +6611,12 @@
       <w:lvlText w:val="%1.%2.%3."/>
       <w:lvlJc w:val="left"/>
       <w:pPr>
+        <w:tabs>
+          <w:tab w:val="num" w:pos="0"/>
+        </w:tabs>
         <w:ind w:left="1224" w:hanging="504"/>
       </w:pPr>
+      <w:rPr/>
     </w:lvl>
     <w:lvl w:ilvl="3">
       <w:start w:val="1"/>
@@ -6244,8 +6624,12 @@
       <w:lvlText w:val="%1.%2.%3.%4."/>
       <w:lvlJc w:val="left"/>
       <w:pPr>
+        <w:tabs>
+          <w:tab w:val="num" w:pos="0"/>
+        </w:tabs>
         <w:ind w:left="1728" w:hanging="647"/>
       </w:pPr>
+      <w:rPr/>
     </w:lvl>
     <w:lvl w:ilvl="4">
       <w:start w:val="1"/>
@@ -6253,8 +6637,12 @@
       <w:lvlText w:val="%1.%2.%3.%4.%5."/>
       <w:lvlJc w:val="left"/>
       <w:pPr>
+        <w:tabs>
+          <w:tab w:val="num" w:pos="0"/>
+        </w:tabs>
         <w:ind w:left="2232" w:hanging="792"/>
       </w:pPr>
+      <w:rPr/>
     </w:lvl>
     <w:lvl w:ilvl="5">
       <w:start w:val="1"/>
@@ -6262,8 +6650,12 @@
       <w:lvlText w:val="%1.%2.%3.%4.%5.%6."/>
       <w:lvlJc w:val="left"/>
       <w:pPr>
+        <w:tabs>
+          <w:tab w:val="num" w:pos="0"/>
+        </w:tabs>
         <w:ind w:left="2736" w:hanging="935"/>
       </w:pPr>
+      <w:rPr/>
     </w:lvl>
     <w:lvl w:ilvl="6">
       <w:start w:val="1"/>
@@ -6271,8 +6663,12 @@
       <w:lvlText w:val="%1.%2.%3.%4.%5.%6.%7."/>
       <w:lvlJc w:val="left"/>
       <w:pPr>
+        <w:tabs>
+          <w:tab w:val="num" w:pos="0"/>
+        </w:tabs>
         <w:ind w:left="3240" w:hanging="1080"/>
       </w:pPr>
+      <w:rPr/>
     </w:lvl>
     <w:lvl w:ilvl="7">
       <w:start w:val="1"/>
@@ -6280,8 +6676,12 @@
       <w:lvlText w:val="%1.%2.%3.%4.%5.%6.%7.%8."/>
       <w:lvlJc w:val="left"/>
       <w:pPr>
+        <w:tabs>
+          <w:tab w:val="num" w:pos="0"/>
+        </w:tabs>
         <w:ind w:left="3744" w:hanging="1224"/>
       </w:pPr>
+      <w:rPr/>
     </w:lvl>
     <w:lvl w:ilvl="8">
       <w:start w:val="1"/>
@@ -6289,8 +6689,12 @@
       <w:lvlText w:val="%1.%2.%3.%4.%5.%6.%7.%8.%9."/>
       <w:lvlJc w:val="left"/>
       <w:pPr>
+        <w:tabs>
+          <w:tab w:val="num" w:pos="0"/>
+        </w:tabs>
         <w:ind w:left="4320" w:hanging="1440"/>
       </w:pPr>
+      <w:rPr/>
     </w:lvl>
   </w:abstractNum>
   <w:abstractNum w:abstractNumId="2">
@@ -6301,6 +6705,9 @@
       <w:lvlText w:val=""/>
       <w:lvlJc w:val="left"/>
       <w:pPr>
+        <w:tabs>
+          <w:tab w:val="num" w:pos="0"/>
+        </w:tabs>
         <w:ind w:left="0" w:hanging="0"/>
       </w:pPr>
     </w:lvl>
@@ -6311,6 +6718,9 @@
       <w:lvlText w:val=""/>
       <w:lvlJc w:val="left"/>
       <w:pPr>
+        <w:tabs>
+          <w:tab w:val="num" w:pos="0"/>
+        </w:tabs>
         <w:ind w:left="0" w:hanging="0"/>
       </w:pPr>
     </w:lvl>
@@ -6321,6 +6731,9 @@
       <w:lvlText w:val=""/>
       <w:lvlJc w:val="left"/>
       <w:pPr>
+        <w:tabs>
+          <w:tab w:val="num" w:pos="0"/>
+        </w:tabs>
         <w:ind w:left="0" w:hanging="0"/>
       </w:pPr>
     </w:lvl>
@@ -6331,6 +6744,9 @@
       <w:lvlText w:val=""/>
       <w:lvlJc w:val="left"/>
       <w:pPr>
+        <w:tabs>
+          <w:tab w:val="num" w:pos="0"/>
+        </w:tabs>
         <w:ind w:left="0" w:hanging="0"/>
       </w:pPr>
     </w:lvl>
@@ -6341,6 +6757,9 @@
       <w:lvlText w:val=""/>
       <w:lvlJc w:val="left"/>
       <w:pPr>
+        <w:tabs>
+          <w:tab w:val="num" w:pos="0"/>
+        </w:tabs>
         <w:ind w:left="0" w:hanging="0"/>
       </w:pPr>
     </w:lvl>
@@ -6351,6 +6770,9 @@
       <w:lvlText w:val=""/>
       <w:lvlJc w:val="left"/>
       <w:pPr>
+        <w:tabs>
+          <w:tab w:val="num" w:pos="0"/>
+        </w:tabs>
         <w:ind w:left="0" w:hanging="0"/>
       </w:pPr>
     </w:lvl>
@@ -6361,6 +6783,9 @@
       <w:lvlText w:val=""/>
       <w:lvlJc w:val="left"/>
       <w:pPr>
+        <w:tabs>
+          <w:tab w:val="num" w:pos="0"/>
+        </w:tabs>
         <w:ind w:left="0" w:hanging="0"/>
       </w:pPr>
     </w:lvl>
@@ -6371,6 +6796,9 @@
       <w:lvlText w:val=""/>
       <w:lvlJc w:val="left"/>
       <w:pPr>
+        <w:tabs>
+          <w:tab w:val="num" w:pos="0"/>
+        </w:tabs>
         <w:ind w:left="0" w:hanging="0"/>
       </w:pPr>
     </w:lvl>
@@ -6381,6 +6809,9 @@
       <w:lvlText w:val=""/>
       <w:lvlJc w:val="left"/>
       <w:pPr>
+        <w:tabs>
+          <w:tab w:val="num" w:pos="0"/>
+        </w:tabs>
         <w:ind w:left="0" w:hanging="0"/>
       </w:pPr>
     </w:lvl>
@@ -6405,7 +6836,9 @@
       </w:rPr>
     </w:rPrDefault>
     <w:pPrDefault>
-      <w:pPr/>
+      <w:pPr>
+        <w:suppressAutoHyphens w:val="true"/>
+      </w:pPr>
     </w:pPrDefault>
   </w:docDefaults>
   <w:style w:type="paragraph" w:styleId="Normal" w:default="1">
@@ -6427,10 +6860,9 @@
     </w:rPr>
   </w:style>
   <w:style w:type="paragraph" w:styleId="Heading1">
-    <w:name w:val="Heading 1"/>
+    <w:name w:val="heading 1"/>
     <w:basedOn w:val="Normal"/>
     <w:next w:val="Normal"/>
-    <w:link w:val="10"/>
     <w:uiPriority w:val="9"/>
     <w:qFormat/>
     <w:rsid w:val="008024a3"/>
@@ -6442,16 +6874,15 @@
     </w:pPr>
     <w:rPr>
       <w:rFonts w:ascii="Aptos Display" w:hAnsi="Aptos Display" w:eastAsia="" w:cs="" w:asciiTheme="majorHAnsi" w:cstheme="majorBidi" w:eastAsiaTheme="majorEastAsia" w:hAnsiTheme="majorHAnsi"/>
-      <w:color w:val="0F4761" w:themeColor="accent1" w:themeShade="bf"/>
+      <w:color w:themeColor="accent1" w:themeShade="bf" w:val="0F4761"/>
       <w:sz w:val="40"/>
       <w:szCs w:val="40"/>
     </w:rPr>
   </w:style>
   <w:style w:type="paragraph" w:styleId="Heading2">
-    <w:name w:val="Heading 2"/>
+    <w:name w:val="heading 2"/>
     <w:basedOn w:val="Normal"/>
     <w:next w:val="Normal"/>
-    <w:link w:val="20"/>
     <w:uiPriority w:val="9"/>
     <w:semiHidden/>
     <w:unhideWhenUsed/>
@@ -6465,16 +6896,15 @@
     </w:pPr>
     <w:rPr>
       <w:rFonts w:ascii="Aptos Display" w:hAnsi="Aptos Display" w:eastAsia="" w:cs="" w:asciiTheme="majorHAnsi" w:cstheme="majorBidi" w:eastAsiaTheme="majorEastAsia" w:hAnsiTheme="majorHAnsi"/>
-      <w:color w:val="0F4761" w:themeColor="accent1" w:themeShade="bf"/>
+      <w:color w:themeColor="accent1" w:themeShade="bf" w:val="0F4761"/>
       <w:sz w:val="32"/>
       <w:szCs w:val="32"/>
     </w:rPr>
   </w:style>
   <w:style w:type="paragraph" w:styleId="Heading3">
-    <w:name w:val="Heading 3"/>
+    <w:name w:val="heading 3"/>
     <w:basedOn w:val="Normal"/>
     <w:next w:val="Normal"/>
-    <w:link w:val="30"/>
     <w:uiPriority w:val="9"/>
     <w:semiHidden/>
     <w:unhideWhenUsed/>
@@ -6488,16 +6918,15 @@
     </w:pPr>
     <w:rPr>
       <w:rFonts w:eastAsia="" w:cs="" w:cstheme="majorBidi" w:eastAsiaTheme="majorEastAsia"/>
-      <w:color w:val="0F4761" w:themeColor="accent1" w:themeShade="bf"/>
+      <w:color w:themeColor="accent1" w:themeShade="bf" w:val="0F4761"/>
       <w:sz w:val="28"/>
       <w:szCs w:val="28"/>
     </w:rPr>
   </w:style>
   <w:style w:type="paragraph" w:styleId="Heading4">
-    <w:name w:val="Heading 4"/>
+    <w:name w:val="heading 4"/>
     <w:basedOn w:val="Normal"/>
     <w:next w:val="Normal"/>
-    <w:link w:val="40"/>
     <w:uiPriority w:val="9"/>
     <w:semiHidden/>
     <w:unhideWhenUsed/>
@@ -6513,14 +6942,13 @@
       <w:rFonts w:eastAsia="" w:cs="" w:cstheme="majorBidi" w:eastAsiaTheme="majorEastAsia"/>
       <w:i/>
       <w:iCs/>
-      <w:color w:val="0F4761" w:themeColor="accent1" w:themeShade="bf"/>
+      <w:color w:themeColor="accent1" w:themeShade="bf" w:val="0F4761"/>
     </w:rPr>
   </w:style>
   <w:style w:type="paragraph" w:styleId="Heading5">
-    <w:name w:val="Heading 5"/>
+    <w:name w:val="heading 5"/>
     <w:basedOn w:val="Normal"/>
     <w:next w:val="Normal"/>
-    <w:link w:val="50"/>
     <w:uiPriority w:val="9"/>
     <w:semiHidden/>
     <w:unhideWhenUsed/>
@@ -6534,14 +6962,13 @@
     </w:pPr>
     <w:rPr>
       <w:rFonts w:eastAsia="" w:cs="" w:cstheme="majorBidi" w:eastAsiaTheme="majorEastAsia"/>
-      <w:color w:val="0F4761" w:themeColor="accent1" w:themeShade="bf"/>
+      <w:color w:themeColor="accent1" w:themeShade="bf" w:val="0F4761"/>
     </w:rPr>
   </w:style>
   <w:style w:type="paragraph" w:styleId="Heading6">
-    <w:name w:val="Heading 6"/>
+    <w:name w:val="heading 6"/>
     <w:basedOn w:val="Normal"/>
     <w:next w:val="Normal"/>
-    <w:link w:val="60"/>
     <w:uiPriority w:val="9"/>
     <w:semiHidden/>
     <w:unhideWhenUsed/>
@@ -6557,14 +6984,13 @@
       <w:rFonts w:eastAsia="" w:cs="" w:cstheme="majorBidi" w:eastAsiaTheme="majorEastAsia"/>
       <w:i/>
       <w:iCs/>
-      <w:color w:val="595959" w:themeColor="text1" w:themeTint="a6"/>
+      <w:color w:themeColor="text1" w:themeTint="a6" w:val="595959"/>
     </w:rPr>
   </w:style>
   <w:style w:type="paragraph" w:styleId="Heading7">
-    <w:name w:val="Heading 7"/>
+    <w:name w:val="heading 7"/>
     <w:basedOn w:val="Normal"/>
     <w:next w:val="Normal"/>
-    <w:link w:val="70"/>
     <w:uiPriority w:val="9"/>
     <w:semiHidden/>
     <w:unhideWhenUsed/>
@@ -6578,14 +7004,13 @@
     </w:pPr>
     <w:rPr>
       <w:rFonts w:eastAsia="" w:cs="" w:cstheme="majorBidi" w:eastAsiaTheme="majorEastAsia"/>
-      <w:color w:val="595959" w:themeColor="text1" w:themeTint="a6"/>
+      <w:color w:themeColor="text1" w:themeTint="a6" w:val="595959"/>
     </w:rPr>
   </w:style>
   <w:style w:type="paragraph" w:styleId="Heading8">
-    <w:name w:val="Heading 8"/>
+    <w:name w:val="heading 8"/>
     <w:basedOn w:val="Normal"/>
     <w:next w:val="Normal"/>
-    <w:link w:val="80"/>
     <w:uiPriority w:val="9"/>
     <w:semiHidden/>
     <w:unhideWhenUsed/>
@@ -6601,14 +7026,13 @@
       <w:rFonts w:eastAsia="" w:cs="" w:cstheme="majorBidi" w:eastAsiaTheme="majorEastAsia"/>
       <w:i/>
       <w:iCs/>
-      <w:color w:val="272727" w:themeColor="text1" w:themeTint="d8"/>
+      <w:color w:themeColor="text1" w:themeTint="d8" w:val="272727"/>
     </w:rPr>
   </w:style>
   <w:style w:type="paragraph" w:styleId="Heading9">
-    <w:name w:val="Heading 9"/>
+    <w:name w:val="heading 9"/>
     <w:basedOn w:val="Normal"/>
     <w:next w:val="Normal"/>
-    <w:link w:val="90"/>
     <w:uiPriority w:val="9"/>
     <w:semiHidden/>
     <w:unhideWhenUsed/>
@@ -6622,7 +7046,7 @@
     </w:pPr>
     <w:rPr>
       <w:rFonts w:eastAsia="" w:cs="" w:cstheme="majorBidi" w:eastAsiaTheme="majorEastAsia"/>
-      <w:color w:val="272727" w:themeColor="text1" w:themeTint="d8"/>
+      <w:color w:themeColor="text1" w:themeTint="d8" w:val="272727"/>
     </w:rPr>
   </w:style>
   <w:style w:type="character" w:styleId="DefaultParagraphFont" w:default="1">
@@ -6636,13 +7060,12 @@
   <w:style w:type="character" w:styleId="1" w:customStyle="1">
     <w:name w:val="Заголовок 1 Знак"/>
     <w:basedOn w:val="DefaultParagraphFont"/>
-    <w:link w:val="1"/>
     <w:uiPriority w:val="9"/>
     <w:qFormat/>
     <w:rsid w:val="008024a3"/>
     <w:rPr>
       <w:rFonts w:ascii="Aptos Display" w:hAnsi="Aptos Display" w:eastAsia="" w:cs="" w:asciiTheme="majorHAnsi" w:cstheme="majorBidi" w:eastAsiaTheme="majorEastAsia" w:hAnsiTheme="majorHAnsi"/>
-      <w:color w:val="0F4761" w:themeColor="accent1" w:themeShade="bf"/>
+      <w:color w:themeColor="accent1" w:themeShade="bf" w:val="0F4761"/>
       <w:sz w:val="40"/>
       <w:szCs w:val="40"/>
     </w:rPr>
@@ -6650,14 +7073,13 @@
   <w:style w:type="character" w:styleId="2" w:customStyle="1">
     <w:name w:val="Заголовок 2 Знак"/>
     <w:basedOn w:val="DefaultParagraphFont"/>
-    <w:link w:val="2"/>
     <w:uiPriority w:val="9"/>
     <w:semiHidden/>
     <w:qFormat/>
     <w:rsid w:val="008024a3"/>
     <w:rPr>
       <w:rFonts w:ascii="Aptos Display" w:hAnsi="Aptos Display" w:eastAsia="" w:cs="" w:asciiTheme="majorHAnsi" w:cstheme="majorBidi" w:eastAsiaTheme="majorEastAsia" w:hAnsiTheme="majorHAnsi"/>
-      <w:color w:val="0F4761" w:themeColor="accent1" w:themeShade="bf"/>
+      <w:color w:themeColor="accent1" w:themeShade="bf" w:val="0F4761"/>
       <w:sz w:val="32"/>
       <w:szCs w:val="32"/>
     </w:rPr>
@@ -6665,14 +7087,13 @@
   <w:style w:type="character" w:styleId="3" w:customStyle="1">
     <w:name w:val="Заголовок 3 Знак"/>
     <w:basedOn w:val="DefaultParagraphFont"/>
-    <w:link w:val="3"/>
     <w:uiPriority w:val="9"/>
     <w:semiHidden/>
     <w:qFormat/>
     <w:rsid w:val="008024a3"/>
     <w:rPr>
       <w:rFonts w:eastAsia="" w:cs="" w:cstheme="majorBidi" w:eastAsiaTheme="majorEastAsia"/>
-      <w:color w:val="0F4761" w:themeColor="accent1" w:themeShade="bf"/>
+      <w:color w:themeColor="accent1" w:themeShade="bf" w:val="0F4761"/>
       <w:sz w:val="28"/>
       <w:szCs w:val="28"/>
     </w:rPr>
@@ -6680,7 +7101,6 @@
   <w:style w:type="character" w:styleId="4" w:customStyle="1">
     <w:name w:val="Заголовок 4 Знак"/>
     <w:basedOn w:val="DefaultParagraphFont"/>
-    <w:link w:val="4"/>
     <w:uiPriority w:val="9"/>
     <w:semiHidden/>
     <w:qFormat/>
@@ -6689,26 +7109,24 @@
       <w:rFonts w:eastAsia="" w:cs="" w:cstheme="majorBidi" w:eastAsiaTheme="majorEastAsia"/>
       <w:i/>
       <w:iCs/>
-      <w:color w:val="0F4761" w:themeColor="accent1" w:themeShade="bf"/>
+      <w:color w:themeColor="accent1" w:themeShade="bf" w:val="0F4761"/>
     </w:rPr>
   </w:style>
   <w:style w:type="character" w:styleId="5" w:customStyle="1">
     <w:name w:val="Заголовок 5 Знак"/>
     <w:basedOn w:val="DefaultParagraphFont"/>
-    <w:link w:val="5"/>
     <w:uiPriority w:val="9"/>
     <w:semiHidden/>
     <w:qFormat/>
     <w:rsid w:val="008024a3"/>
     <w:rPr>
       <w:rFonts w:eastAsia="" w:cs="" w:cstheme="majorBidi" w:eastAsiaTheme="majorEastAsia"/>
-      <w:color w:val="0F4761" w:themeColor="accent1" w:themeShade="bf"/>
+      <w:color w:themeColor="accent1" w:themeShade="bf" w:val="0F4761"/>
     </w:rPr>
   </w:style>
   <w:style w:type="character" w:styleId="6" w:customStyle="1">
     <w:name w:val="Заголовок 6 Знак"/>
     <w:basedOn w:val="DefaultParagraphFont"/>
-    <w:link w:val="6"/>
     <w:uiPriority w:val="9"/>
     <w:semiHidden/>
     <w:qFormat/>
@@ -6717,26 +7135,24 @@
       <w:rFonts w:eastAsia="" w:cs="" w:cstheme="majorBidi" w:eastAsiaTheme="majorEastAsia"/>
       <w:i/>
       <w:iCs/>
-      <w:color w:val="595959" w:themeColor="text1" w:themeTint="a6"/>
+      <w:color w:themeColor="text1" w:themeTint="a6" w:val="595959"/>
     </w:rPr>
   </w:style>
   <w:style w:type="character" w:styleId="7" w:customStyle="1">
     <w:name w:val="Заголовок 7 Знак"/>
     <w:basedOn w:val="DefaultParagraphFont"/>
-    <w:link w:val="7"/>
     <w:uiPriority w:val="9"/>
     <w:semiHidden/>
     <w:qFormat/>
     <w:rsid w:val="008024a3"/>
     <w:rPr>
       <w:rFonts w:eastAsia="" w:cs="" w:cstheme="majorBidi" w:eastAsiaTheme="majorEastAsia"/>
-      <w:color w:val="595959" w:themeColor="text1" w:themeTint="a6"/>
+      <w:color w:themeColor="text1" w:themeTint="a6" w:val="595959"/>
     </w:rPr>
   </w:style>
   <w:style w:type="character" w:styleId="8" w:customStyle="1">
     <w:name w:val="Заголовок 8 Знак"/>
     <w:basedOn w:val="DefaultParagraphFont"/>
-    <w:link w:val="8"/>
     <w:uiPriority w:val="9"/>
     <w:semiHidden/>
     <w:qFormat/>
@@ -6745,26 +7161,24 @@
       <w:rFonts w:eastAsia="" w:cs="" w:cstheme="majorBidi" w:eastAsiaTheme="majorEastAsia"/>
       <w:i/>
       <w:iCs/>
-      <w:color w:val="272727" w:themeColor="text1" w:themeTint="d8"/>
+      <w:color w:themeColor="text1" w:themeTint="d8" w:val="272727"/>
     </w:rPr>
   </w:style>
   <w:style w:type="character" w:styleId="9" w:customStyle="1">
     <w:name w:val="Заголовок 9 Знак"/>
     <w:basedOn w:val="DefaultParagraphFont"/>
-    <w:link w:val="9"/>
     <w:uiPriority w:val="9"/>
     <w:semiHidden/>
     <w:qFormat/>
     <w:rsid w:val="008024a3"/>
     <w:rPr>
       <w:rFonts w:eastAsia="" w:cs="" w:cstheme="majorBidi" w:eastAsiaTheme="majorEastAsia"/>
-      <w:color w:val="272727" w:themeColor="text1" w:themeTint="d8"/>
+      <w:color w:themeColor="text1" w:themeTint="d8" w:val="272727"/>
     </w:rPr>
   </w:style>
   <w:style w:type="character" w:styleId="Style5" w:customStyle="1">
     <w:name w:val="Заголовок Знак"/>
     <w:basedOn w:val="DefaultParagraphFont"/>
-    <w:link w:val="a3"/>
     <w:uiPriority w:val="10"/>
     <w:qFormat/>
     <w:rsid w:val="008024a3"/>
@@ -6779,13 +7193,12 @@
   <w:style w:type="character" w:styleId="Style6" w:customStyle="1">
     <w:name w:val="Подзаголовок Знак"/>
     <w:basedOn w:val="DefaultParagraphFont"/>
-    <w:link w:val="a5"/>
     <w:uiPriority w:val="11"/>
     <w:qFormat/>
     <w:rsid w:val="008024a3"/>
     <w:rPr>
       <w:rFonts w:eastAsia="" w:cs="" w:cstheme="majorBidi" w:eastAsiaTheme="majorEastAsia"/>
-      <w:color w:val="595959" w:themeColor="text1" w:themeTint="a6"/>
+      <w:color w:themeColor="text1" w:themeTint="a6" w:val="595959"/>
       <w:spacing w:val="15"/>
       <w:sz w:val="28"/>
       <w:szCs w:val="28"/>
@@ -6794,14 +7207,13 @@
   <w:style w:type="character" w:styleId="21" w:customStyle="1">
     <w:name w:val="Цитата 2 Знак"/>
     <w:basedOn w:val="DefaultParagraphFont"/>
-    <w:link w:val="21"/>
     <w:uiPriority w:val="29"/>
     <w:qFormat/>
     <w:rsid w:val="008024a3"/>
     <w:rPr>
       <w:i/>
       <w:iCs/>
-      <w:color w:val="404040" w:themeColor="text1" w:themeTint="bf"/>
+      <w:color w:themeColor="text1" w:themeTint="bf" w:val="404040"/>
     </w:rPr>
   </w:style>
   <w:style w:type="character" w:styleId="IntenseEmphasis">
@@ -6813,20 +7225,19 @@
     <w:rPr>
       <w:i/>
       <w:iCs/>
-      <w:color w:val="0F4761" w:themeColor="accent1" w:themeShade="bf"/>
+      <w:color w:themeColor="accent1" w:themeShade="bf" w:val="0F4761"/>
     </w:rPr>
   </w:style>
   <w:style w:type="character" w:styleId="Style7" w:customStyle="1">
     <w:name w:val="Выделенная цитата Знак"/>
     <w:basedOn w:val="DefaultParagraphFont"/>
-    <w:link w:val="a9"/>
     <w:uiPriority w:val="30"/>
     <w:qFormat/>
     <w:rsid w:val="008024a3"/>
     <w:rPr>
       <w:i/>
       <w:iCs/>
-      <w:color w:val="0F4761" w:themeColor="accent1" w:themeShade="bf"/>
+      <w:color w:themeColor="accent1" w:themeShade="bf" w:val="0F4761"/>
     </w:rPr>
   </w:style>
   <w:style w:type="character" w:styleId="IntenseReference">
@@ -6839,11 +7250,11 @@
       <w:b/>
       <w:bCs/>
       <w:smallCaps/>
-      <w:color w:val="0F4761" w:themeColor="accent1" w:themeShade="bf"/>
+      <w:color w:themeColor="accent1" w:themeShade="bf" w:val="0F4761"/>
       <w:spacing w:val="5"/>
     </w:rPr>
   </w:style>
-  <w:style w:type="character" w:styleId="Annotationreference">
+  <w:style w:type="character" w:styleId="CommentReference">
     <w:name w:val="annotation reference"/>
     <w:basedOn w:val="DefaultParagraphFont"/>
     <w:uiPriority w:val="99"/>
@@ -6859,7 +7270,6 @@
   <w:style w:type="character" w:styleId="Style8" w:customStyle="1">
     <w:name w:val="Текст примечания Знак"/>
     <w:basedOn w:val="DefaultParagraphFont"/>
-    <w:link w:val="ad"/>
     <w:uiPriority w:val="99"/>
     <w:qFormat/>
     <w:rsid w:val="004b2d34"/>
@@ -6871,7 +7281,6 @@
   <w:style w:type="character" w:styleId="Style9" w:customStyle="1">
     <w:name w:val="Тема примечания Знак"/>
     <w:basedOn w:val="Style8"/>
-    <w:link w:val="af"/>
     <w:uiPriority w:val="99"/>
     <w:semiHidden/>
     <w:qFormat/>
@@ -6883,117 +7292,26 @@
       <w:szCs w:val="20"/>
     </w:rPr>
   </w:style>
-  <w:style w:type="character" w:styleId="ListLabel1">
-    <w:name w:val="ListLabel 1"/>
+  <w:style w:type="character" w:styleId="InternetLinkuser">
+    <w:name w:val="Internet Link (user)"/>
     <w:qFormat/>
-    <w:rPr>
-      <w:rFonts w:ascii="Arial" w:hAnsi="Arial" w:eastAsia="Arial" w:cs="Arial"/>
-      <w:color w:val="0000FF"/>
-      <w:sz w:val="22"/>
-      <w:szCs w:val="22"/>
-      <w:u w:val="single"/>
-    </w:rPr>
-  </w:style>
-  <w:style w:type="character" w:styleId="InternetLink">
-    <w:name w:val="Internet Link"/>
     <w:rPr>
       <w:color w:val="000080"/>
       <w:u w:val="single"/>
       <w:lang w:val="zxx" w:eastAsia="zxx" w:bidi="zxx"/>
     </w:rPr>
   </w:style>
-  <w:style w:type="character" w:styleId="ListLabel2">
-    <w:name w:val="ListLabel 2"/>
-    <w:qFormat/>
+  <w:style w:type="character" w:styleId="Hyperlink">
+    <w:name w:val="Hyperlink"/>
     <w:rPr>
-      <w:rFonts w:ascii="Arial" w:hAnsi="Arial" w:eastAsia="Arial" w:cs="Arial"/>
-      <w:color w:val="1155CC"/>
-      <w:sz w:val="20"/>
-      <w:szCs w:val="20"/>
-      <w:u w:val="single"/>
-    </w:rPr>
-  </w:style>
-  <w:style w:type="character" w:styleId="ListLabel3">
-    <w:name w:val="ListLabel 3"/>
-    <w:qFormat/>
-    <w:rPr>
-      <w:rFonts w:ascii="Arial" w:hAnsi="Arial" w:eastAsia="Arial" w:cs="Arial"/>
-      <w:color w:val="0000FF"/>
-      <w:sz w:val="22"/>
-      <w:szCs w:val="22"/>
-      <w:u w:val="single"/>
-    </w:rPr>
-  </w:style>
-  <w:style w:type="character" w:styleId="ListLabel4">
-    <w:name w:val="ListLabel 4"/>
-    <w:qFormat/>
-    <w:rPr>
-      <w:rFonts w:ascii="Arial" w:hAnsi="Arial" w:eastAsia="Arial" w:cs="Arial"/>
-      <w:color w:val="1155CC"/>
-      <w:sz w:val="20"/>
-      <w:szCs w:val="20"/>
-      <w:u w:val="single"/>
-    </w:rPr>
-  </w:style>
-  <w:style w:type="character" w:styleId="ListLabel5">
-    <w:name w:val="ListLabel 5"/>
-    <w:qFormat/>
-    <w:rPr>
-      <w:rFonts w:ascii="Arial" w:hAnsi="Arial" w:eastAsia="Arial" w:cs="Arial"/>
-      <w:color w:val="0000FF"/>
-      <w:sz w:val="22"/>
-      <w:szCs w:val="22"/>
-      <w:u w:val="single"/>
-    </w:rPr>
-  </w:style>
-  <w:style w:type="character" w:styleId="ListLabel6">
-    <w:name w:val="ListLabel 6"/>
-    <w:qFormat/>
-    <w:rPr>
-      <w:rFonts w:ascii="Arial" w:hAnsi="Arial" w:eastAsia="Arial" w:cs="Arial"/>
-      <w:color w:val="1155CC"/>
-      <w:sz w:val="20"/>
-      <w:szCs w:val="20"/>
-      <w:u w:val="single"/>
-    </w:rPr>
-  </w:style>
-  <w:style w:type="character" w:styleId="ListLabel7">
-    <w:name w:val="ListLabel 7"/>
-    <w:qFormat/>
-    <w:rPr>
-      <w:rFonts w:ascii="Arial" w:hAnsi="Arial" w:eastAsia="Arial" w:cs="Arial"/>
-      <w:color w:val="0000FF"/>
-      <w:sz w:val="22"/>
-      <w:szCs w:val="22"/>
-      <w:u w:val="single"/>
-    </w:rPr>
-  </w:style>
-  <w:style w:type="character" w:styleId="ListLabel8">
-    <w:name w:val="ListLabel 8"/>
-    <w:qFormat/>
-    <w:rPr>
-      <w:rFonts w:ascii="Arial" w:hAnsi="Arial" w:eastAsia="Arial" w:cs="Arial"/>
-      <w:color w:val="1155CC"/>
-      <w:sz w:val="20"/>
-      <w:szCs w:val="20"/>
-      <w:u w:val="single"/>
-    </w:rPr>
-  </w:style>
-  <w:style w:type="character" w:styleId="ListLabel10">
-    <w:name w:val="ListLabel 10"/>
-    <w:qFormat/>
-    <w:rPr>
-      <w:rFonts w:ascii="Arial" w:hAnsi="Arial" w:eastAsia="Arial" w:cs="Arial"/>
-      <w:color w:val="1155CC"/>
-      <w:sz w:val="20"/>
-      <w:szCs w:val="20"/>
+      <w:color w:val="000080"/>
       <w:u w:val="single"/>
     </w:rPr>
   </w:style>
   <w:style w:type="paragraph" w:styleId="Heading">
     <w:name w:val="Heading"/>
     <w:basedOn w:val="Normal"/>
-    <w:next w:val="TextBody"/>
+    <w:next w:val="BodyText"/>
     <w:qFormat/>
     <w:pPr>
       <w:keepNext w:val="true"/>
@@ -7005,7 +7323,7 @@
       <w:szCs w:val="28"/>
     </w:rPr>
   </w:style>
-  <w:style w:type="paragraph" w:styleId="TextBody">
+  <w:style w:type="paragraph" w:styleId="BodyText">
     <w:name w:val="Body Text"/>
     <w:basedOn w:val="Normal"/>
     <w:pPr>
@@ -7015,14 +7333,14 @@
   </w:style>
   <w:style w:type="paragraph" w:styleId="List">
     <w:name w:val="List"/>
-    <w:basedOn w:val="TextBody"/>
+    <w:basedOn w:val="BodyText"/>
     <w:pPr/>
     <w:rPr>
       <w:rFonts w:cs="Arial"/>
     </w:rPr>
   </w:style>
   <w:style w:type="paragraph" w:styleId="Caption">
-    <w:name w:val="Caption"/>
+    <w:name w:val="caption"/>
     <w:basedOn w:val="Normal"/>
     <w:qFormat/>
     <w:pPr>
@@ -7048,7 +7366,7 @@
       <w:rFonts w:cs="Arial"/>
     </w:rPr>
   </w:style>
-  <w:style w:type="paragraph" w:styleId="LOnormal" w:default="1">
+  <w:style w:type="paragraph" w:styleId="LO-normal" w:default="1">
     <w:name w:val="LO-normal"/>
     <w:qFormat/>
     <w:pPr>
@@ -7070,7 +7388,6 @@
     <w:name w:val="Title"/>
     <w:basedOn w:val="Normal"/>
     <w:next w:val="Normal"/>
-    <w:link w:val="a4"/>
     <w:uiPriority w:val="10"/>
     <w:qFormat/>
     <w:rsid w:val="008024a3"/>
@@ -7088,9 +7405,8 @@
   </w:style>
   <w:style w:type="paragraph" w:styleId="Subtitle">
     <w:name w:val="Subtitle"/>
-    <w:basedOn w:val="LOnormal"/>
-    <w:next w:val="LOnormal"/>
-    <w:link w:val="a6"/>
+    <w:basedOn w:val="LO-normal"/>
+    <w:next w:val="LO-normal"/>
     <w:uiPriority w:val="11"/>
     <w:qFormat/>
     <w:rsid w:val="008024a3"/>
@@ -7105,7 +7421,6 @@
     <w:name w:val="Quote"/>
     <w:basedOn w:val="Normal"/>
     <w:next w:val="Normal"/>
-    <w:link w:val="22"/>
     <w:uiPriority w:val="29"/>
     <w:qFormat/>
     <w:rsid w:val="008024a3"/>
@@ -7116,7 +7431,7 @@
     <w:rPr>
       <w:i/>
       <w:iCs/>
-      <w:color w:val="404040" w:themeColor="text1" w:themeTint="bf"/>
+      <w:color w:themeColor="text1" w:themeTint="bf" w:val="404040"/>
     </w:rPr>
   </w:style>
   <w:style w:type="paragraph" w:styleId="ListParagraph">
@@ -7127,7 +7442,7 @@
     <w:rsid w:val="008024a3"/>
     <w:pPr>
       <w:spacing w:before="0" w:after="160"/>
-      <w:ind w:left="720" w:hanging="0"/>
+      <w:ind w:hanging="0" w:left="720"/>
       <w:contextualSpacing/>
     </w:pPr>
     <w:rPr/>
@@ -7136,7 +7451,6 @@
     <w:name w:val="Intense Quote"/>
     <w:basedOn w:val="Normal"/>
     <w:next w:val="Normal"/>
-    <w:link w:val="aa"/>
     <w:uiPriority w:val="30"/>
     <w:qFormat/>
     <w:rsid w:val="008024a3"/>
@@ -7146,19 +7460,18 @@
         <w:bottom w:val="single" w:sz="4" w:space="10" w:color="0F4761"/>
       </w:pBdr>
       <w:spacing w:before="360" w:after="360"/>
-      <w:ind w:left="864" w:right="864" w:hanging="0"/>
+      <w:ind w:hanging="0" w:left="864" w:right="864"/>
       <w:jc w:val="center"/>
     </w:pPr>
     <w:rPr>
       <w:i/>
       <w:iCs/>
-      <w:color w:val="0F4761" w:themeColor="accent1" w:themeShade="bf"/>
+      <w:color w:themeColor="accent1" w:themeShade="bf" w:val="0F4761"/>
     </w:rPr>
   </w:style>
-  <w:style w:type="paragraph" w:styleId="Annotationtext">
+  <w:style w:type="paragraph" w:styleId="CommentText">
     <w:name w:val="annotation text"/>
     <w:basedOn w:val="Normal"/>
-    <w:link w:val="ae"/>
     <w:uiPriority w:val="99"/>
     <w:unhideWhenUsed/>
     <w:qFormat/>
@@ -7171,11 +7484,10 @@
       <w:szCs w:val="20"/>
     </w:rPr>
   </w:style>
-  <w:style w:type="paragraph" w:styleId="Annotationsubject">
+  <w:style w:type="paragraph" w:styleId="annotationsubject">
     <w:name w:val="annotation subject"/>
-    <w:basedOn w:val="Annotationtext"/>
-    <w:next w:val="Annotationtext"/>
-    <w:link w:val="af0"/>
+    <w:basedOn w:val="CommentText"/>
+    <w:next w:val="CommentText"/>
     <w:uiPriority w:val="99"/>
     <w:semiHidden/>
     <w:unhideWhenUsed/>
@@ -7187,11 +7499,36 @@
       <w:bCs/>
     </w:rPr>
   </w:style>
+  <w:style w:type="paragraph" w:styleId="HeaderandFooter">
+    <w:name w:val="Header and Footer"/>
+    <w:basedOn w:val="Normal"/>
+    <w:qFormat/>
+    <w:pPr/>
+    <w:rPr/>
+  </w:style>
   <w:style w:type="paragraph" w:styleId="Header">
-    <w:name w:val="Header"/>
+    <w:name w:val="header"/>
     <w:basedOn w:val="Normal"/>
     <w:pPr/>
     <w:rPr/>
+  </w:style>
+  <w:style w:type="paragraph" w:styleId="normal1">
+    <w:name w:val="normal1"/>
+    <w:qFormat/>
+    <w:pPr>
+      <w:widowControl/>
+      <w:bidi w:val="0"/>
+      <w:spacing w:lineRule="auto" w:line="276" w:before="0" w:after="160"/>
+      <w:jc w:val="left"/>
+    </w:pPr>
+    <w:rPr>
+      <w:rFonts w:ascii="Aptos" w:hAnsi="Aptos" w:eastAsia="Aptos" w:cs="Aptos"/>
+      <w:color w:val="auto"/>
+      <w:kern w:val="0"/>
+      <w:sz w:val="20"/>
+      <w:szCs w:val="24"/>
+      <w:lang w:val="ru-RU" w:eastAsia="zh-CN" w:bidi="hi-IN"/>
+    </w:rPr>
   </w:style>
   <w:style w:type="numbering" w:styleId="NoList" w:default="1">
     <w:name w:val="No List"/>
@@ -7209,7 +7546,6 @@
     <w:semiHidden/>
     <w:unhideWhenUsed/>
     <w:tblPr>
-      <w:tblInd w:w="0" w:type="dxa"/>
       <w:tblCellMar>
         <w:top w:w="0" w:type="dxa"/>
         <w:left w:w="108" w:type="dxa"/>
@@ -7222,195 +7558,97 @@
 </file>
 
 <file path=word/theme/theme1.xml><?xml version="1.0" encoding="utf-8"?>
-<a:theme xmlns:a="http://schemas.openxmlformats.org/drawingml/2006/main" name="Тема Office">
+<a:theme xmlns:a="http://schemas.openxmlformats.org/drawingml/2006/main" xmlns:r="http://schemas.openxmlformats.org/officeDocument/2006/relationships" name="Тема Office">
   <a:themeElements>
     <a:clrScheme name="Стандартная">
       <a:dk1>
-        <a:sysClr val="windowText" lastClr="000000"/>
+        <a:srgbClr val="000000"/>
       </a:dk1>
       <a:lt1>
-        <a:sysClr val="window" lastClr="FFFFFF"/>
+        <a:srgbClr val="ffffff"/>
       </a:lt1>
       <a:dk2>
-        <a:srgbClr val="0E2841"/>
+        <a:srgbClr val="0e2841"/>
       </a:dk2>
       <a:lt2>
-        <a:srgbClr val="E8E8E8"/>
+        <a:srgbClr val="e8e8e8"/>
       </a:lt2>
       <a:accent1>
         <a:srgbClr val="156082"/>
       </a:accent1>
       <a:accent2>
-        <a:srgbClr val="E97132"/>
+        <a:srgbClr val="e97132"/>
       </a:accent2>
       <a:accent3>
-        <a:srgbClr val="196B24"/>
+        <a:srgbClr val="196b24"/>
       </a:accent3>
       <a:accent4>
-        <a:srgbClr val="0F9ED5"/>
+        <a:srgbClr val="0f9ed5"/>
       </a:accent4>
       <a:accent5>
-        <a:srgbClr val="A02B93"/>
+        <a:srgbClr val="a02b93"/>
       </a:accent5>
       <a:accent6>
-        <a:srgbClr val="4EA72E"/>
+        <a:srgbClr val="4ea72e"/>
       </a:accent6>
       <a:hlink>
         <a:srgbClr val="467886"/>
       </a:hlink>
       <a:folHlink>
-        <a:srgbClr val="96607D"/>
+        <a:srgbClr val="96607d"/>
       </a:folHlink>
     </a:clrScheme>
     <a:fontScheme name="Стандартная">
       <a:majorFont>
-        <a:latin typeface="Aptos Display" panose="02110004020202020204"/>
+        <a:latin typeface="Aptos Display" panose="02110004020202020204" pitchFamily="0" charset="1"/>
         <a:ea typeface=""/>
         <a:cs typeface=""/>
-        <a:font script="Jpan" typeface="游ゴシック Light"/>
-        <a:font script="Hang" typeface="맑은 고딕"/>
-        <a:font script="Hans" typeface="等线 Light"/>
-        <a:font script="Hant" typeface="新細明體"/>
-        <a:font script="Arab" typeface="Times New Roman"/>
-        <a:font script="Hebr" typeface="Times New Roman"/>
-        <a:font script="Thai" typeface="Angsana New"/>
-        <a:font script="Ethi" typeface="Nyala"/>
-        <a:font script="Beng" typeface="Vrinda"/>
-        <a:font script="Gujr" typeface="Shruti"/>
-        <a:font script="Khmr" typeface="MoolBoran"/>
-        <a:font script="Knda" typeface="Tunga"/>
-        <a:font script="Guru" typeface="Raavi"/>
-        <a:font script="Cans" typeface="Euphemia"/>
-        <a:font script="Cher" typeface="Plantagenet Cherokee"/>
-        <a:font script="Yiii" typeface="Microsoft Yi Baiti"/>
-        <a:font script="Tibt" typeface="Microsoft Himalaya"/>
-        <a:font script="Thaa" typeface="MV Boli"/>
-        <a:font script="Deva" typeface="Mangal"/>
-        <a:font script="Telu" typeface="Gautami"/>
-        <a:font script="Taml" typeface="Latha"/>
-        <a:font script="Syrc" typeface="Estrangelo Edessa"/>
-        <a:font script="Orya" typeface="Kalinga"/>
-        <a:font script="Mlym" typeface="Kartika"/>
-        <a:font script="Laoo" typeface="DokChampa"/>
-        <a:font script="Sinh" typeface="Iskoola Pota"/>
-        <a:font script="Mong" typeface="Mongolian Baiti"/>
-        <a:font script="Viet" typeface="Times New Roman"/>
-        <a:font script="Uigh" typeface="Microsoft Uighur"/>
-        <a:font script="Geor" typeface="Sylfaen"/>
-        <a:font script="Armn" typeface="Arial"/>
-        <a:font script="Bugi" typeface="Leelawadee UI"/>
-        <a:font script="Bopo" typeface="Microsoft JhengHei"/>
-        <a:font script="Java" typeface="Javanese Text"/>
-        <a:font script="Lisu" typeface="Segoe UI"/>
-        <a:font script="Mymr" typeface="Myanmar Text"/>
-        <a:font script="Nkoo" typeface="Ebrima"/>
-        <a:font script="Olck" typeface="Nirmala UI"/>
-        <a:font script="Osma" typeface="Ebrima"/>
-        <a:font script="Phag" typeface="Phagspa"/>
-        <a:font script="Syrn" typeface="Estrangelo Edessa"/>
-        <a:font script="Syrj" typeface="Estrangelo Edessa"/>
-        <a:font script="Syre" typeface="Estrangelo Edessa"/>
-        <a:font script="Sora" typeface="Nirmala UI"/>
-        <a:font script="Tale" typeface="Microsoft Tai Le"/>
-        <a:font script="Talu" typeface="Microsoft New Tai Lue"/>
-        <a:font script="Tfng" typeface="Ebrima"/>
       </a:majorFont>
       <a:minorFont>
-        <a:latin typeface="Aptos" panose="02110004020202020204"/>
+        <a:latin typeface="Aptos" panose="02110004020202020204" pitchFamily="0" charset="1"/>
         <a:ea typeface=""/>
         <a:cs typeface=""/>
-        <a:font script="Jpan" typeface="游明朝"/>
-        <a:font script="Hang" typeface="맑은 고딕"/>
-        <a:font script="Hans" typeface="等线"/>
-        <a:font script="Hant" typeface="新細明體"/>
-        <a:font script="Arab" typeface="Arial"/>
-        <a:font script="Hebr" typeface="Arial"/>
-        <a:font script="Thai" typeface="Cordia New"/>
-        <a:font script="Ethi" typeface="Nyala"/>
-        <a:font script="Beng" typeface="Vrinda"/>
-        <a:font script="Gujr" typeface="Shruti"/>
-        <a:font script="Khmr" typeface="DaunPenh"/>
-        <a:font script="Knda" typeface="Tunga"/>
-        <a:font script="Guru" typeface="Raavi"/>
-        <a:font script="Cans" typeface="Euphemia"/>
-        <a:font script="Cher" typeface="Plantagenet Cherokee"/>
-        <a:font script="Yiii" typeface="Microsoft Yi Baiti"/>
-        <a:font script="Tibt" typeface="Microsoft Himalaya"/>
-        <a:font script="Thaa" typeface="MV Boli"/>
-        <a:font script="Deva" typeface="Mangal"/>
-        <a:font script="Telu" typeface="Gautami"/>
-        <a:font script="Taml" typeface="Latha"/>
-        <a:font script="Syrc" typeface="Estrangelo Edessa"/>
-        <a:font script="Orya" typeface="Kalinga"/>
-        <a:font script="Mlym" typeface="Kartika"/>
-        <a:font script="Laoo" typeface="DokChampa"/>
-        <a:font script="Sinh" typeface="Iskoola Pota"/>
-        <a:font script="Mong" typeface="Mongolian Baiti"/>
-        <a:font script="Viet" typeface="Arial"/>
-        <a:font script="Uigh" typeface="Microsoft Uighur"/>
-        <a:font script="Geor" typeface="Sylfaen"/>
-        <a:font script="Armn" typeface="Arial"/>
-        <a:font script="Bugi" typeface="Leelawadee UI"/>
-        <a:font script="Bopo" typeface="Microsoft JhengHei"/>
-        <a:font script="Java" typeface="Javanese Text"/>
-        <a:font script="Lisu" typeface="Segoe UI"/>
-        <a:font script="Mymr" typeface="Myanmar Text"/>
-        <a:font script="Nkoo" typeface="Ebrima"/>
-        <a:font script="Olck" typeface="Nirmala UI"/>
-        <a:font script="Osma" typeface="Ebrima"/>
-        <a:font script="Phag" typeface="Phagspa"/>
-        <a:font script="Syrn" typeface="Estrangelo Edessa"/>
-        <a:font script="Syrj" typeface="Estrangelo Edessa"/>
-        <a:font script="Syre" typeface="Estrangelo Edessa"/>
-        <a:font script="Sora" typeface="Nirmala UI"/>
-        <a:font script="Tale" typeface="Microsoft Tai Le"/>
-        <a:font script="Talu" typeface="Microsoft New Tai Lue"/>
-        <a:font script="Tfng" typeface="Ebrima"/>
       </a:minorFont>
     </a:fontScheme>
-    <a:fmtScheme name="Стандартная">
+    <a:fmtScheme>
       <a:fillStyleLst>
         <a:solidFill>
           <a:schemeClr val="phClr"/>
         </a:solidFill>
-        <a:gradFill rotWithShape="1">
+        <a:gradFill>
           <a:gsLst>
             <a:gs pos="0">
               <a:schemeClr val="phClr">
                 <a:lumMod val="110000"/>
-                <a:satMod val="105000"/>
                 <a:tint val="67000"/>
               </a:schemeClr>
             </a:gs>
             <a:gs pos="50000">
               <a:schemeClr val="phClr">
                 <a:lumMod val="105000"/>
-                <a:satMod val="103000"/>
                 <a:tint val="73000"/>
               </a:schemeClr>
             </a:gs>
             <a:gs pos="100000">
               <a:schemeClr val="phClr">
                 <a:lumMod val="105000"/>
-                <a:satMod val="109000"/>
                 <a:tint val="81000"/>
               </a:schemeClr>
             </a:gs>
           </a:gsLst>
           <a:lin ang="5400000" scaled="0"/>
+          <a:tileRect l="0" t="0" r="0" b="0"/>
         </a:gradFill>
-        <a:gradFill rotWithShape="1">
+        <a:gradFill>
           <a:gsLst>
             <a:gs pos="0">
               <a:schemeClr val="phClr">
-                <a:satMod val="103000"/>
                 <a:lumMod val="102000"/>
                 <a:tint val="94000"/>
               </a:schemeClr>
             </a:gs>
             <a:gs pos="50000">
               <a:schemeClr val="phClr">
-                <a:satMod val="110000"/>
                 <a:lumMod val="100000"/>
                 <a:shade val="100000"/>
               </a:schemeClr>
@@ -7418,33 +7656,24 @@
             <a:gs pos="100000">
               <a:schemeClr val="phClr">
                 <a:lumMod val="99000"/>
-                <a:satMod val="120000"/>
                 <a:shade val="78000"/>
               </a:schemeClr>
             </a:gs>
           </a:gsLst>
           <a:lin ang="5400000" scaled="0"/>
+          <a:tileRect l="0" t="0" r="0" b="0"/>
         </a:gradFill>
       </a:fillStyleLst>
       <a:lnStyleLst>
         <a:ln w="6350" cap="flat" cmpd="sng" algn="ctr">
-          <a:solidFill>
-            <a:schemeClr val="phClr"/>
-          </a:solidFill>
           <a:prstDash val="solid"/>
           <a:miter lim="800000"/>
         </a:ln>
         <a:ln w="12700" cap="flat" cmpd="sng" algn="ctr">
-          <a:solidFill>
-            <a:schemeClr val="phClr"/>
-          </a:solidFill>
           <a:prstDash val="solid"/>
           <a:miter lim="800000"/>
         </a:ln>
         <a:ln w="19050" cap="flat" cmpd="sng" algn="ctr">
-          <a:solidFill>
-            <a:schemeClr val="phClr"/>
-          </a:solidFill>
           <a:prstDash val="solid"/>
           <a:miter lim="800000"/>
         </a:ln>
@@ -7457,13 +7686,7 @@
           <a:effectLst/>
         </a:effectStyle>
         <a:effectStyle>
-          <a:effectLst>
-            <a:outerShdw blurRad="57150" dist="19050" dir="5400000" algn="ctr" rotWithShape="0">
-              <a:srgbClr val="000000">
-                <a:alpha val="63000"/>
-              </a:srgbClr>
-            </a:outerShdw>
-          </a:effectLst>
+          <a:effectLst/>
         </a:effectStyle>
       </a:effectStyleLst>
       <a:bgFillStyleLst>
@@ -7473,15 +7696,13 @@
         <a:solidFill>
           <a:schemeClr val="phClr">
             <a:tint val="95000"/>
-            <a:satMod val="170000"/>
           </a:schemeClr>
         </a:solidFill>
-        <a:gradFill rotWithShape="1">
+        <a:gradFill>
           <a:gsLst>
             <a:gs pos="0">
               <a:schemeClr val="phClr">
                 <a:tint val="93000"/>
-                <a:satMod val="150000"/>
                 <a:shade val="98000"/>
                 <a:lumMod val="102000"/>
               </a:schemeClr>
@@ -7489,7 +7710,6 @@
             <a:gs pos="50000">
               <a:schemeClr val="phClr">
                 <a:tint val="98000"/>
-                <a:satMod val="130000"/>
                 <a:shade val="90000"/>
                 <a:lumMod val="103000"/>
               </a:schemeClr>
@@ -7497,22 +7717,15 @@
             <a:gs pos="100000">
               <a:schemeClr val="phClr">
                 <a:shade val="63000"/>
-                <a:satMod val="120000"/>
               </a:schemeClr>
             </a:gs>
           </a:gsLst>
           <a:lin ang="5400000" scaled="0"/>
+          <a:tileRect l="0" t="0" r="0" b="0"/>
         </a:gradFill>
       </a:bgFillStyleLst>
     </a:fmtScheme>
   </a:themeElements>
-  <a:objectDefaults/>
-  <a:extraClrSchemeLst/>
-  <a:extLst>
-    <a:ext uri="{05A4C25C-085E-4340-85A3-A5531E510DB2}">
-      <thm15:themeFamily xmlns:thm15="http://schemas.microsoft.com/office/thememl/2012/main" name="Office Theme" id="{2E142A2C-CD16-42D6-873A-C26D2A0506FA}" vid="{1BDDFF52-6CD6-40A5-AB3C-68EB2F1E4D0A}"/>
-    </a:ext>
-  </a:extLst>
 </a:theme>
 </file>
 
